--- a/هشتم/ف 4/فصل 4 - سه درس اول- 10 نمره - سری 2.docx
+++ b/هشتم/ف 4/فصل 4 - سه درس اول- 10 نمره - سری 2.docx
@@ -33,7 +33,7 @@
       </w:tblGrid>
       <w:tr>
         <w:trPr>
-          <w:trHeight w:val="680"/>
+          <w:trHeight w:val="598"/>
         </w:trPr>
         <w:tc>
           <w:tcPr>
@@ -46,17 +46,13 @@
             <w:pPr>
               <w:rPr>
                 <w:rFonts w:ascii="14" w:hAnsi="14"/>
-                <w:sz w:val="26"/>
-                <w:szCs w:val="26"/>
-                <w:rtl/>
-                <w:lang w:bidi="fa-IR"/>
-              </w:rPr>
-            </w:pPr>
-            <w:r>
-              <w:rPr>
-                <w:rFonts w:ascii="14" w:hAnsi="14"/>
-                <w:sz w:val="26"/>
-                <w:szCs w:val="26"/>
+                <w:rtl/>
+                <w:lang w:bidi="fa-IR"/>
+              </w:rPr>
+            </w:pPr>
+            <w:r>
+              <w:rPr>
+                <w:rFonts w:ascii="14" w:hAnsi="14"/>
                 <w:rtl/>
               </w:rPr>
               <w:t>نام و نام خانوادگی:</w:t>
@@ -73,17 +69,13 @@
             <w:pPr>
               <w:rPr>
                 <w:rFonts w:ascii="14" w:hAnsi="14"/>
-                <w:sz w:val="26"/>
-                <w:szCs w:val="26"/>
-                <w:rtl/>
-                <w:lang w:bidi="fa-IR"/>
-              </w:rPr>
-            </w:pPr>
-            <w:r>
-              <w:rPr>
-                <w:rFonts w:ascii="14" w:hAnsi="14"/>
-                <w:sz w:val="26"/>
-                <w:szCs w:val="26"/>
+                <w:rtl/>
+                <w:lang w:bidi="fa-IR"/>
+              </w:rPr>
+            </w:pPr>
+            <w:r>
+              <w:rPr>
+                <w:rFonts w:ascii="14" w:hAnsi="14"/>
                 <w:rtl/>
               </w:rPr>
               <w:t>کلاس ه</w:t>
@@ -91,8 +83,6 @@
             <w:r>
               <w:rPr>
                 <w:rFonts w:ascii="14" w:hAnsi="14"/>
-                <w:sz w:val="26"/>
-                <w:szCs w:val="26"/>
                 <w:rtl/>
               </w:rPr>
               <w:t>شتم</w:t>
@@ -100,8 +90,6 @@
             <w:r>
               <w:rPr>
                 <w:rFonts w:ascii="14" w:hAnsi="14"/>
-                <w:sz w:val="26"/>
-                <w:szCs w:val="26"/>
                 <w:rtl/>
               </w:rPr>
               <w:t>: ....................</w:t>
@@ -119,17 +107,13 @@
             <w:pPr>
               <w:rPr>
                 <w:rFonts w:ascii="14" w:hAnsi="14"/>
-                <w:sz w:val="26"/>
-                <w:szCs w:val="26"/>
-                <w:rtl/>
-                <w:lang w:bidi="fa-IR"/>
-              </w:rPr>
-            </w:pPr>
-            <w:r>
-              <w:rPr>
-                <w:rFonts w:ascii="14" w:hAnsi="14"/>
-                <w:sz w:val="26"/>
-                <w:szCs w:val="26"/>
+                <w:rtl/>
+                <w:lang w:bidi="fa-IR"/>
+              </w:rPr>
+            </w:pPr>
+            <w:r>
+              <w:rPr>
+                <w:rFonts w:ascii="14" w:hAnsi="14"/>
                 <w:rtl/>
                 <w:lang w:bidi="fa-IR"/>
               </w:rPr>
@@ -156,8 +140,6 @@
               <w:jc w:val="center"/>
               <w:rPr>
                 <w:rFonts w:ascii="14" w:hAnsi="14"/>
-                <w:sz w:val="26"/>
-                <w:szCs w:val="26"/>
                 <w:rtl/>
               </w:rPr>
             </w:pPr>
@@ -172,16 +154,12 @@
             <w:pPr>
               <w:rPr>
                 <w:rFonts w:ascii="14" w:hAnsi="14"/>
-                <w:sz w:val="26"/>
-                <w:szCs w:val="26"/>
-                <w:rtl/>
-              </w:rPr>
-            </w:pPr>
-            <w:r>
-              <w:rPr>
-                <w:rFonts w:ascii="14" w:hAnsi="14"/>
-                <w:sz w:val="26"/>
-                <w:szCs w:val="26"/>
+                <w:rtl/>
+              </w:rPr>
+            </w:pPr>
+            <w:r>
+              <w:rPr>
+                <w:rFonts w:ascii="14" w:hAnsi="14"/>
                 <w:rtl/>
               </w:rPr>
               <w:t>درستی یا نادرستی عبارات زیر را مشخص کنید.</w:t>
@@ -206,8 +184,6 @@
                   <w:pPr>
                     <w:rPr>
                       <w:rFonts w:ascii="14" w:hAnsi="14"/>
-                      <w:sz w:val="26"/>
-                      <w:szCs w:val="26"/>
                       <w:rtl/>
                       <w:lang w:bidi="fa-IR"/>
                     </w:rPr>
@@ -215,8 +191,6 @@
                   <w:r>
                     <w:rPr>
                       <w:rFonts w:ascii="14" w:hAnsi="14"/>
-                      <w:sz w:val="26"/>
-                      <w:szCs w:val="26"/>
                       <w:rtl/>
                     </w:rPr>
                     <w:t xml:space="preserve">الف) </w:t>
@@ -224,8 +198,6 @@
                   <w:r>
                     <w:rPr>
                       <w:rFonts w:ascii="14" w:hAnsi="14"/>
-                      <w:sz w:val="26"/>
-                      <w:szCs w:val="26"/>
                       <w:rtl/>
                       <w:lang w:bidi="fa-IR"/>
                     </w:rPr>
@@ -235,8 +207,6 @@
                     <w:rPr>
                       <w:rFonts w:ascii="14" w:hAnsi="14"/>
                       <w:position w:val="-12"/>
-                      <w:sz w:val="26"/>
-                      <w:szCs w:val="26"/>
                       <w:lang w:bidi="fa-IR"/>
                     </w:rPr>
                     <w:object w:dxaOrig="620" w:dyaOrig="420" w14:anchorId="3ED47FDA">
@@ -259,17 +229,15 @@
                         <v:path o:extrusionok="f" gradientshapeok="t" o:connecttype="rect"/>
                         <o:lock v:ext="edit" aspectratio="t"/>
                       </v:shapetype>
-                      <v:shape id="_x0000_i1025" type="#_x0000_t75" style="width:35.1pt;height:24.2pt" o:ole="">
+                      <v:shape id="_x0000_i1297" type="#_x0000_t75" style="width:34.8pt;height:24.25pt" o:ole="">
                         <v:imagedata r:id="rId8" o:title=""/>
                       </v:shape>
-                      <o:OLEObject Type="Embed" ProgID="Equation.DSMT4" ShapeID="_x0000_i1025" DrawAspect="Content" ObjectID="_1796357040" r:id="rId9"/>
+                      <o:OLEObject Type="Embed" ProgID="Equation.DSMT4" ShapeID="_x0000_i1297" DrawAspect="Content" ObjectID="_1829580270" r:id="rId9"/>
                     </w:object>
                   </w:r>
                   <w:r>
                     <w:rPr>
                       <w:rFonts w:ascii="14" w:hAnsi="14"/>
-                      <w:sz w:val="26"/>
-                      <w:szCs w:val="26"/>
                       <w:lang w:bidi="fa-IR"/>
                     </w:rPr>
                     <w:t xml:space="preserve"> </w:t>
@@ -277,8 +245,6 @@
                   <w:r>
                     <w:rPr>
                       <w:rFonts w:ascii="14" w:hAnsi="14"/>
-                      <w:sz w:val="26"/>
-                      <w:szCs w:val="26"/>
                       <w:rtl/>
                       <w:lang w:bidi="fa-IR"/>
                     </w:rPr>
@@ -288,22 +254,18 @@
                     <w:rPr>
                       <w:rFonts w:ascii="14" w:hAnsi="14"/>
                       <w:position w:val="-12"/>
-                      <w:sz w:val="26"/>
-                      <w:szCs w:val="26"/>
                       <w:lang w:bidi="fa-IR"/>
                     </w:rPr>
                     <w:object w:dxaOrig="620" w:dyaOrig="420" w14:anchorId="7939B3CB">
-                      <v:shape id="_x0000_i1026" type="#_x0000_t75" style="width:32.05pt;height:22.4pt" o:ole="">
+                      <v:shape id="_x0000_i1298" type="#_x0000_t75" style="width:32.35pt;height:22.65pt" o:ole="">
                         <v:imagedata r:id="rId10" o:title=""/>
                       </v:shape>
-                      <o:OLEObject Type="Embed" ProgID="Equation.DSMT4" ShapeID="_x0000_i1026" DrawAspect="Content" ObjectID="_1796357041" r:id="rId11"/>
+                      <o:OLEObject Type="Embed" ProgID="Equation.DSMT4" ShapeID="_x0000_i1298" DrawAspect="Content" ObjectID="_1829580271" r:id="rId11"/>
                     </w:object>
                   </w:r>
                   <w:r>
                     <w:rPr>
                       <w:rFonts w:ascii="14" w:hAnsi="14"/>
-                      <w:sz w:val="26"/>
-                      <w:szCs w:val="26"/>
                       <w:rtl/>
                       <w:lang w:bidi="fa-IR"/>
                     </w:rPr>
@@ -312,8 +274,6 @@
                   <w:r>
                     <w:rPr>
                       <w:rFonts w:ascii="14" w:hAnsi="14" w:hint="cs"/>
-                      <w:sz w:val="26"/>
-                      <w:szCs w:val="26"/>
                       <w:rtl/>
                       <w:lang w:bidi="fa-IR"/>
                     </w:rPr>
@@ -331,8 +291,6 @@
                   <w:pPr>
                     <w:rPr>
                       <w:rFonts w:ascii="14" w:hAnsi="14"/>
-                      <w:sz w:val="26"/>
-                      <w:szCs w:val="26"/>
                       <w:rtl/>
                       <w:lang w:bidi="fa-IR"/>
                     </w:rPr>
@@ -340,8 +298,6 @@
                   <w:r>
                     <w:rPr>
                       <w:rFonts w:ascii="14" w:hAnsi="14"/>
-                      <w:sz w:val="26"/>
-                      <w:szCs w:val="26"/>
                       <w:rtl/>
                     </w:rPr>
                     <w:t xml:space="preserve">ب) </w:t>
@@ -349,8 +305,6 @@
                   <w:r>
                     <w:rPr>
                       <w:rFonts w:ascii="14" w:hAnsi="14"/>
-                      <w:sz w:val="26"/>
-                      <w:szCs w:val="26"/>
                       <w:rtl/>
                       <w:lang w:bidi="fa-IR"/>
                     </w:rPr>
@@ -360,22 +314,18 @@
                     <w:rPr>
                       <w:rFonts w:ascii="14" w:hAnsi="14"/>
                       <w:position w:val="-4"/>
-                      <w:sz w:val="26"/>
-                      <w:szCs w:val="26"/>
                       <w:lang w:bidi="fa-IR"/>
                     </w:rPr>
                     <w:object w:dxaOrig="700" w:dyaOrig="240" w14:anchorId="46EF3C35">
-                      <v:shape id="_x0000_i1027" type="#_x0000_t75" style="width:41.75pt;height:14.5pt" o:ole="">
+                      <v:shape id="_x0000_i1299" type="#_x0000_t75" style="width:42.05pt;height:14.55pt" o:ole="">
                         <v:imagedata r:id="rId12" o:title=""/>
                       </v:shape>
-                      <o:OLEObject Type="Embed" ProgID="Equation.DSMT4" ShapeID="_x0000_i1027" DrawAspect="Content" ObjectID="_1796357042" r:id="rId13"/>
+                      <o:OLEObject Type="Embed" ProgID="Equation.DSMT4" ShapeID="_x0000_i1299" DrawAspect="Content" ObjectID="_1829580272" r:id="rId13"/>
                     </w:object>
                   </w:r>
                   <w:r>
                     <w:rPr>
                       <w:rFonts w:ascii="14" w:hAnsi="14"/>
-                      <w:sz w:val="26"/>
-                      <w:szCs w:val="26"/>
                       <w:rtl/>
                       <w:lang w:bidi="fa-IR"/>
                     </w:rPr>
@@ -384,8 +334,6 @@
                   <w:r>
                     <w:rPr>
                       <w:rFonts w:ascii="14" w:hAnsi="14"/>
-                      <w:sz w:val="26"/>
-                      <w:szCs w:val="26"/>
                       <w:lang w:bidi="fa-IR"/>
                     </w:rPr>
                     <w:t xml:space="preserve"> </w:t>
@@ -394,22 +342,18 @@
                     <w:rPr>
                       <w:rFonts w:ascii="14" w:hAnsi="14"/>
                       <w:position w:val="-4"/>
-                      <w:sz w:val="26"/>
-                      <w:szCs w:val="26"/>
                       <w:lang w:bidi="fa-IR"/>
                     </w:rPr>
                     <w:object w:dxaOrig="340" w:dyaOrig="340" w14:anchorId="55961B7E">
-                      <v:shape id="_x0000_i1028" type="#_x0000_t75" style="width:21.2pt;height:21.2pt" o:ole="">
+                      <v:shape id="_x0000_i1300" type="#_x0000_t75" style="width:21.05pt;height:21.05pt" o:ole="">
                         <v:imagedata r:id="rId14" o:title=""/>
                       </v:shape>
-                      <o:OLEObject Type="Embed" ProgID="Equation.DSMT4" ShapeID="_x0000_i1028" DrawAspect="Content" ObjectID="_1796357043" r:id="rId15"/>
+                      <o:OLEObject Type="Embed" ProgID="Equation.DSMT4" ShapeID="_x0000_i1300" DrawAspect="Content" ObjectID="_1829580273" r:id="rId15"/>
                     </w:object>
                   </w:r>
                   <w:r>
                     <w:rPr>
                       <w:rFonts w:ascii="14" w:hAnsi="14"/>
-                      <w:sz w:val="26"/>
-                      <w:szCs w:val="26"/>
                       <w:rtl/>
                       <w:lang w:bidi="fa-IR"/>
                     </w:rPr>
@@ -418,8 +362,6 @@
                   <w:r>
                     <w:rPr>
                       <w:rFonts w:ascii="14" w:hAnsi="14" w:hint="cs"/>
-                      <w:sz w:val="26"/>
-                      <w:szCs w:val="26"/>
                       <w:rtl/>
                       <w:lang w:bidi="fa-IR"/>
                     </w:rPr>
@@ -433,8 +375,6 @@
             <w:pPr>
               <w:rPr>
                 <w:rFonts w:ascii="14" w:hAnsi="14"/>
-                <w:sz w:val="26"/>
-                <w:szCs w:val="26"/>
                 <w:rtl/>
                 <w:lang w:bidi="fa-IR"/>
               </w:rPr>
@@ -451,17 +391,13 @@
               <w:jc w:val="center"/>
               <w:rPr>
                 <w:rFonts w:ascii="14" w:hAnsi="14"/>
-                <w:sz w:val="26"/>
-                <w:szCs w:val="26"/>
-                <w:rtl/>
-                <w:lang w:bidi="fa-IR"/>
-              </w:rPr>
-            </w:pPr>
-            <w:r>
-              <w:rPr>
-                <w:rFonts w:ascii="14" w:hAnsi="14"/>
-                <w:sz w:val="26"/>
-                <w:szCs w:val="26"/>
+                <w:rtl/>
+                <w:lang w:bidi="fa-IR"/>
+              </w:rPr>
+            </w:pPr>
+            <w:r>
+              <w:rPr>
+                <w:rFonts w:ascii="14" w:hAnsi="14"/>
                 <w:rtl/>
                 <w:lang w:bidi="fa-IR"/>
               </w:rPr>
@@ -472,7 +408,7 @@
       </w:tr>
       <w:tr>
         <w:trPr>
-          <w:trHeight w:val="1146"/>
+          <w:trHeight w:val="1052"/>
         </w:trPr>
         <w:tc>
           <w:tcPr>
@@ -488,8 +424,6 @@
               <w:jc w:val="center"/>
               <w:rPr>
                 <w:rFonts w:ascii="14" w:hAnsi="14"/>
-                <w:sz w:val="26"/>
-                <w:szCs w:val="26"/>
                 <w:rtl/>
               </w:rPr>
             </w:pPr>
@@ -504,38 +438,32 @@
             <w:pPr>
               <w:rPr>
                 <w:rFonts w:ascii="14" w:hAnsi="14"/>
-                <w:sz w:val="26"/>
-                <w:szCs w:val="26"/>
-                <w:rtl/>
-                <w:lang w:bidi="fa-IR"/>
-              </w:rPr>
-            </w:pPr>
-            <w:r>
-              <w:rPr>
-                <w:rFonts w:ascii="14" w:hAnsi="14"/>
-                <w:b w:val="0"/>
-                <w:bCs w:val="0"/>
+                <w:rtl/>
+                <w:lang w:bidi="fa-IR"/>
+              </w:rPr>
+            </w:pPr>
+            <w:r>
+              <w:rPr>
+                <w:rFonts w:ascii="14" w:hAnsi="14"/>
                 <w:noProof/>
-                <w:sz w:val="26"/>
-                <w:szCs w:val="26"/>
-                <w:rtl/>
-                <w:lang w:val="fa-IR"/>
+                <w:rtl/>
+                <w:lang w:val="ar-SA"/>
               </w:rPr>
               <mc:AlternateContent>
                 <mc:Choice Requires="wpg">
                   <w:drawing>
-                    <wp:anchor distT="0" distB="0" distL="114300" distR="114300" simplePos="0" relativeHeight="251661312" behindDoc="0" locked="0" layoutInCell="1" allowOverlap="1" wp14:anchorId="016941B9" wp14:editId="47D52B5D">
+                    <wp:anchor distT="0" distB="0" distL="114300" distR="114300" simplePos="0" relativeHeight="251665408" behindDoc="0" locked="0" layoutInCell="1" allowOverlap="1" wp14:anchorId="5459532B" wp14:editId="3C4E0B53">
                       <wp:simplePos x="0" y="0"/>
                       <wp:positionH relativeFrom="column">
-                        <wp:posOffset>189865</wp:posOffset>
+                        <wp:posOffset>119980</wp:posOffset>
                       </wp:positionH>
                       <wp:positionV relativeFrom="paragraph">
-                        <wp:posOffset>151158</wp:posOffset>
+                        <wp:posOffset>94043</wp:posOffset>
                       </wp:positionV>
-                      <wp:extent cx="802420" cy="514831"/>
-                      <wp:effectExtent l="0" t="0" r="17145" b="19050"/>
+                      <wp:extent cx="1085215" cy="572756"/>
+                      <wp:effectExtent l="0" t="0" r="19685" b="0"/>
                       <wp:wrapNone/>
-                      <wp:docPr id="33" name="Group 33"/>
+                      <wp:docPr id="9" name="Group 9"/>
                       <wp:cNvGraphicFramePr/>
                       <a:graphic xmlns:a="http://schemas.openxmlformats.org/drawingml/2006/main">
                         <a:graphicData uri="http://schemas.microsoft.com/office/word/2010/wordprocessingGroup">
@@ -544,85 +472,231 @@
                             <wpg:grpSpPr>
                               <a:xfrm>
                                 <a:off x="0" y="0"/>
-                                <a:ext cx="802420" cy="514831"/>
-                                <a:chOff x="29527" y="0"/>
-                                <a:chExt cx="609257" cy="390769"/>
+                                <a:ext cx="1085215" cy="572756"/>
+                                <a:chOff x="0" y="0"/>
+                                <a:chExt cx="1085215" cy="572756"/>
                               </a:xfrm>
                             </wpg:grpSpPr>
                             <wps:wsp>
-                              <wps:cNvPr id="12" name="Rectangle 12"/>
-                              <wps:cNvSpPr/>
+                              <wps:cNvPr id="3" name="Straight Connector 3"/>
+                              <wps:cNvCnPr/>
                               <wps:spPr>
                                 <a:xfrm>
-                                  <a:off x="248015" y="0"/>
-                                  <a:ext cx="390769" cy="390769"/>
+                                  <a:off x="425380" y="0"/>
+                                  <a:ext cx="0" cy="418465"/>
                                 </a:xfrm>
-                                <a:prstGeom prst="rect">
+                                <a:prstGeom prst="line">
                                   <a:avLst/>
                                 </a:prstGeom>
-                                <a:noFill/>
-                                <a:ln w="19050" cap="flat" cmpd="sng" algn="ctr">
+                                <a:ln>
                                   <a:solidFill>
-                                    <a:sysClr val="windowText" lastClr="000000"/>
+                                    <a:schemeClr val="tx1"/>
                                   </a:solidFill>
-                                  <a:prstDash val="solid"/>
-                                  <a:miter lim="800000"/>
-                                </a:ln>
-                                <a:effectLst/>
-                              </wps:spPr>
-                              <wps:bodyPr rot="0" spcFirstLastPara="0" vertOverflow="overflow" horzOverflow="overflow" vert="horz" wrap="square" lIns="91440" tIns="45720" rIns="91440" bIns="45720" numCol="1" spcCol="0" rtlCol="1" fromWordArt="0" anchor="ctr" anchorCtr="0" forceAA="0" compatLnSpc="1">
-                                <a:prstTxWarp prst="textNoShape">
-                                  <a:avLst/>
-                                </a:prstTxWarp>
-                                <a:noAutofit/>
-                              </wps:bodyPr>
-                            </wps:wsp>
-                            <wps:wsp>
-                              <wps:cNvPr id="17" name="Text Box 17"/>
-                              <wps:cNvSpPr txBox="1"/>
-                              <wps:spPr>
-                                <a:xfrm>
-                                  <a:off x="29527" y="89165"/>
-                                  <a:ext cx="273373" cy="258341"/>
-                                </a:xfrm>
-                                <a:prstGeom prst="rect">
-                                  <a:avLst/>
-                                </a:prstGeom>
-                                <a:noFill/>
-                                <a:ln w="6350">
-                                  <a:noFill/>
                                 </a:ln>
                               </wps:spPr>
-                              <wps:txbx>
-                                <w:txbxContent>
-                                  <w:p>
-                                    <w:r>
-                                      <w:rPr>
-                                        <w:position w:val="-4"/>
-                                      </w:rPr>
-                                      <w:object w:dxaOrig="260" w:dyaOrig="220" w14:anchorId="714DD09E">
-                                        <v:shape id="_x0000_i1030" type="#_x0000_t75" style="width:13.3pt;height:11.5pt" o:ole="">
-                                          <v:imagedata r:id="rId16" o:title=""/>
-                                        </v:shape>
-                                        <o:OLEObject Type="Embed" ProgID="Equation.DSMT4" ShapeID="_x0000_i1030" DrawAspect="Content" ObjectID="_1796357059" r:id="rId17"/>
-                                      </w:object>
-                                    </w:r>
-                                  </w:p>
-                                </w:txbxContent>
-                              </wps:txbx>
-                              <wps:bodyPr rot="0" spcFirstLastPara="0" vertOverflow="overflow" horzOverflow="overflow" vert="horz" wrap="none" lIns="91440" tIns="45720" rIns="91440" bIns="45720" numCol="1" spcCol="0" rtlCol="1" fromWordArt="0" anchor="t" anchorCtr="0" forceAA="0" compatLnSpc="1">
-                                <a:prstTxWarp prst="textNoShape">
-                                  <a:avLst/>
-                                </a:prstTxWarp>
-                                <a:noAutofit/>
-                              </wps:bodyPr>
+                              <wps:style>
+                                <a:lnRef idx="1">
+                                  <a:schemeClr val="accent1"/>
+                                </a:lnRef>
+                                <a:fillRef idx="0">
+                                  <a:schemeClr val="accent1"/>
+                                </a:fillRef>
+                                <a:effectRef idx="0">
+                                  <a:schemeClr val="accent1"/>
+                                </a:effectRef>
+                                <a:fontRef idx="minor">
+                                  <a:schemeClr val="tx1"/>
+                                </a:fontRef>
+                              </wps:style>
+                              <wps:bodyPr/>
                             </wps:wsp>
+                            <wpg:grpSp>
+                              <wpg:cNvPr id="8" name="Group 8"/>
+                              <wpg:cNvGrpSpPr/>
+                              <wpg:grpSpPr>
+                                <a:xfrm>
+                                  <a:off x="0" y="0"/>
+                                  <a:ext cx="1085215" cy="572756"/>
+                                  <a:chOff x="0" y="0"/>
+                                  <a:chExt cx="1085215" cy="572756"/>
+                                </a:xfrm>
+                              </wpg:grpSpPr>
+                              <wps:wsp>
+                                <wps:cNvPr id="2" name="Isosceles Triangle 2"/>
+                                <wps:cNvSpPr/>
+                                <wps:spPr>
+                                  <a:xfrm>
+                                    <a:off x="0" y="0"/>
+                                    <a:ext cx="1085215" cy="418465"/>
+                                  </a:xfrm>
+                                  <a:prstGeom prst="triangle">
+                                    <a:avLst>
+                                      <a:gd name="adj" fmla="val 39197"/>
+                                    </a:avLst>
+                                  </a:prstGeom>
+                                  <a:noFill/>
+                                  <a:ln w="19050">
+                                    <a:solidFill>
+                                      <a:schemeClr val="tx1"/>
+                                    </a:solidFill>
+                                  </a:ln>
+                                </wps:spPr>
+                                <wps:style>
+                                  <a:lnRef idx="2">
+                                    <a:schemeClr val="accent1">
+                                      <a:shade val="50000"/>
+                                    </a:schemeClr>
+                                  </a:lnRef>
+                                  <a:fillRef idx="1">
+                                    <a:schemeClr val="accent1"/>
+                                  </a:fillRef>
+                                  <a:effectRef idx="0">
+                                    <a:schemeClr val="accent1"/>
+                                  </a:effectRef>
+                                  <a:fontRef idx="minor">
+                                    <a:schemeClr val="lt1"/>
+                                  </a:fontRef>
+                                </wps:style>
+                                <wps:bodyPr rot="0" spcFirstLastPara="0" vertOverflow="overflow" horzOverflow="overflow" vert="horz" wrap="square" lIns="91440" tIns="45720" rIns="91440" bIns="45720" numCol="1" spcCol="0" rtlCol="1" fromWordArt="0" anchor="ctr" anchorCtr="0" forceAA="0" compatLnSpc="1">
+                                  <a:prstTxWarp prst="textNoShape">
+                                    <a:avLst/>
+                                  </a:prstTxWarp>
+                                  <a:noAutofit/>
+                                </wps:bodyPr>
+                              </wps:wsp>
+                              <wps:wsp>
+                                <wps:cNvPr id="4" name="Rectangle 4"/>
+                                <wps:cNvSpPr/>
+                                <wps:spPr>
+                                  <a:xfrm>
+                                    <a:off x="428729" y="344993"/>
+                                    <a:ext cx="72000" cy="72000"/>
+                                  </a:xfrm>
+                                  <a:prstGeom prst="rect">
+                                    <a:avLst/>
+                                  </a:prstGeom>
+                                  <a:noFill/>
+                                  <a:ln w="12700">
+                                    <a:solidFill>
+                                      <a:schemeClr val="tx1"/>
+                                    </a:solidFill>
+                                  </a:ln>
+                                </wps:spPr>
+                                <wps:style>
+                                  <a:lnRef idx="2">
+                                    <a:schemeClr val="accent1">
+                                      <a:shade val="50000"/>
+                                    </a:schemeClr>
+                                  </a:lnRef>
+                                  <a:fillRef idx="1">
+                                    <a:schemeClr val="accent1"/>
+                                  </a:fillRef>
+                                  <a:effectRef idx="0">
+                                    <a:schemeClr val="accent1"/>
+                                  </a:effectRef>
+                                  <a:fontRef idx="minor">
+                                    <a:schemeClr val="lt1"/>
+                                  </a:fontRef>
+                                </wps:style>
+                                <wps:bodyPr rot="0" spcFirstLastPara="0" vertOverflow="overflow" horzOverflow="overflow" vert="horz" wrap="square" lIns="91440" tIns="45720" rIns="91440" bIns="45720" numCol="1" spcCol="0" rtlCol="1" fromWordArt="0" anchor="ctr" anchorCtr="0" forceAA="0" compatLnSpc="1">
+                                  <a:prstTxWarp prst="textNoShape">
+                                    <a:avLst/>
+                                  </a:prstTxWarp>
+                                  <a:noAutofit/>
+                                </wps:bodyPr>
+                              </wps:wsp>
+                              <wps:wsp>
+                                <wps:cNvPr id="5" name="Text Box 5"/>
+                                <wps:cNvSpPr txBox="1"/>
+                                <wps:spPr>
+                                  <a:xfrm>
+                                    <a:off x="355020" y="73668"/>
+                                    <a:ext cx="260350" cy="281305"/>
+                                  </a:xfrm>
+                                  <a:prstGeom prst="rect">
+                                    <a:avLst/>
+                                  </a:prstGeom>
+                                  <a:noFill/>
+                                  <a:ln w="6350">
+                                    <a:noFill/>
+                                  </a:ln>
+                                </wps:spPr>
+                                <wps:txbx>
+                                  <w:txbxContent>
+                                    <w:p>
+                                      <w:pPr>
+                                        <w:rPr>
+                                          <w:sz w:val="20"/>
+                                          <w:szCs w:val="20"/>
+                                          <w:lang w:bidi="fa-IR"/>
+                                        </w:rPr>
+                                      </w:pPr>
+                                      <w:r>
+                                        <w:rPr>
+                                          <w:sz w:val="20"/>
+                                          <w:szCs w:val="20"/>
+                                          <w:lang w:bidi="fa-IR"/>
+                                        </w:rPr>
+                                        <w:t>h</w:t>
+                                      </w:r>
+                                    </w:p>
+                                  </w:txbxContent>
+                                </wps:txbx>
+                                <wps:bodyPr rot="0" spcFirstLastPara="0" vertOverflow="overflow" horzOverflow="overflow" vert="horz" wrap="none" lIns="91440" tIns="45720" rIns="91440" bIns="45720" numCol="1" spcCol="0" rtlCol="1" fromWordArt="0" anchor="t" anchorCtr="0" forceAA="0" compatLnSpc="1">
+                                  <a:prstTxWarp prst="textNoShape">
+                                    <a:avLst/>
+                                  </a:prstTxWarp>
+                                  <a:noAutofit/>
+                                </wps:bodyPr>
+                              </wps:wsp>
+                              <wps:wsp>
+                                <wps:cNvPr id="6" name="Text Box 6"/>
+                                <wps:cNvSpPr txBox="1"/>
+                                <wps:spPr>
+                                  <a:xfrm>
+                                    <a:off x="328091" y="354968"/>
+                                    <a:ext cx="253365" cy="217788"/>
+                                  </a:xfrm>
+                                  <a:prstGeom prst="rect">
+                                    <a:avLst/>
+                                  </a:prstGeom>
+                                  <a:noFill/>
+                                  <a:ln w="6350">
+                                    <a:noFill/>
+                                  </a:ln>
+                                </wps:spPr>
+                                <wps:txbx>
+                                  <w:txbxContent>
+                                    <w:p>
+                                      <w:pPr>
+                                        <w:rPr>
+                                          <w:sz w:val="20"/>
+                                          <w:szCs w:val="20"/>
+                                          <w:lang w:bidi="fa-IR"/>
+                                        </w:rPr>
+                                      </w:pPr>
+                                      <w:r>
+                                        <w:rPr>
+                                          <w:sz w:val="20"/>
+                                          <w:szCs w:val="20"/>
+                                          <w:lang w:bidi="fa-IR"/>
+                                        </w:rPr>
+                                        <w:t>a</w:t>
+                                      </w:r>
+                                    </w:p>
+                                  </w:txbxContent>
+                                </wps:txbx>
+                                <wps:bodyPr rot="0" spcFirstLastPara="0" vertOverflow="overflow" horzOverflow="overflow" vert="horz" wrap="none" lIns="91440" tIns="45720" rIns="91440" bIns="45720" numCol="1" spcCol="0" rtlCol="1" fromWordArt="0" anchor="t" anchorCtr="0" forceAA="0" compatLnSpc="1">
+                                  <a:prstTxWarp prst="textNoShape">
+                                    <a:avLst/>
+                                  </a:prstTxWarp>
+                                  <a:noAutofit/>
+                                </wps:bodyPr>
+                              </wps:wsp>
+                            </wpg:grpSp>
                           </wpg:wgp>
                         </a:graphicData>
                       </a:graphic>
-                      <wp14:sizeRelH relativeFrom="margin">
-                        <wp14:pctWidth>0</wp14:pctWidth>
-                      </wp14:sizeRelH>
                       <wp14:sizeRelV relativeFrom="margin">
                         <wp14:pctHeight>0</wp14:pctHeight>
                       </wp14:sizeRelV>
@@ -631,31 +705,74 @@
                 </mc:Choice>
                 <mc:Fallback>
                   <w:pict>
-                    <v:group w14:anchorId="016941B9" id="Group 33" o:spid="_x0000_s1026" style="position:absolute;left:0;text-align:left;margin-left:14.95pt;margin-top:11.9pt;width:63.2pt;height:40.55pt;z-index:251661312;mso-width-relative:margin;mso-height-relative:margin" coordorigin="295" coordsize="6092,3907" o:gfxdata="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">
-                      <v:rect id="Rectangle 12" o:spid="_x0000_s1027" style="position:absolute;left:2480;width:3907;height:3907;visibility:visible;mso-wrap-style:square;v-text-anchor:middle" o:gfxdata="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" filled="f" strokecolor="windowText" strokeweight="1.5pt"/>
-                      <v:shapetype id="_x0000_t202" coordsize="21600,21600" o:spt="202" path="m,l,21600r21600,l21600,xe">
-                        <v:stroke joinstyle="miter"/>
-                        <v:path gradientshapeok="t" o:connecttype="rect"/>
-                      </v:shapetype>
-                      <v:shape id="Text Box 17" o:spid="_x0000_s1028" type="#_x0000_t202" style="position:absolute;left:295;top:891;width:2734;height:2584;visibility:visible;mso-wrap-style:none;v-text-anchor:top" o:gfxdata="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" filled="f" stroked="f" strokeweight=".5pt">
-                        <v:textbox>
-                          <w:txbxContent>
-                            <w:p>
-                              <w:r>
-                                <w:rPr>
-                                  <w:position w:val="-4"/>
-                                </w:rPr>
-                                <w:object w:dxaOrig="260" w:dyaOrig="220" w14:anchorId="714DD09E">
-                                  <v:shape id="_x0000_i1030" type="#_x0000_t75" style="width:13.3pt;height:11.5pt" o:ole="">
-                                    <v:imagedata r:id="rId16" o:title=""/>
-                                  </v:shape>
-                                  <o:OLEObject Type="Embed" ProgID="Equation.DSMT4" ShapeID="_x0000_i1030" DrawAspect="Content" ObjectID="_1796357059" r:id="rId18"/>
-                                </w:object>
-                              </w:r>
-                            </w:p>
-                          </w:txbxContent>
-                        </v:textbox>
-                      </v:shape>
+                    <v:group w14:anchorId="5459532B" id="Group 9" o:spid="_x0000_s1026" style="position:absolute;left:0;text-align:left;margin-left:9.45pt;margin-top:7.4pt;width:85.45pt;height:45.1pt;z-index:251665408;mso-height-relative:margin" coordsize="10852,5727" o:gfxdata="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">
+                      <v:line id="Straight Connector 3" o:spid="_x0000_s1027" style="position:absolute;visibility:visible;mso-wrap-style:square" from="4253,0" to="4253,4184" o:connectortype="straight" o:gfxdata="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" strokecolor="black [3213]"/>
+                      <v:group id="Group 8" o:spid="_x0000_s1028" style="position:absolute;width:10852;height:5727" coordsize="10852,5727" o:gfxdata="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">
+                        <v:shapetype id="_x0000_t5" coordsize="21600,21600" o:spt="5" adj="10800" path="m@0,l,21600r21600,xe">
+                          <v:stroke joinstyle="miter"/>
+                          <v:formulas>
+                            <v:f eqn="val #0"/>
+                            <v:f eqn="prod #0 1 2"/>
+                            <v:f eqn="sum @1 10800 0"/>
+                          </v:formulas>
+                          <v:path gradientshapeok="t" o:connecttype="custom" o:connectlocs="@0,0;@1,10800;0,21600;10800,21600;21600,21600;@2,10800" textboxrect="0,10800,10800,18000;5400,10800,16200,18000;10800,10800,21600,18000;0,7200,7200,21600;7200,7200,14400,21600;14400,7200,21600,21600"/>
+                          <v:handles>
+                            <v:h position="#0,topLeft" xrange="0,21600"/>
+                          </v:handles>
+                        </v:shapetype>
+                        <v:shape id="Isosceles Triangle 2" o:spid="_x0000_s1029" type="#_x0000_t5" style="position:absolute;width:10852;height:4184;visibility:visible;mso-wrap-style:square;v-text-anchor:middle" o:gfxdata="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" adj="8467" filled="f" strokecolor="black [3213]" strokeweight="1.5pt"/>
+                        <v:rect id="Rectangle 4" o:spid="_x0000_s1030" style="position:absolute;left:4287;top:3449;width:720;height:720;visibility:visible;mso-wrap-style:square;v-text-anchor:middle" o:gfxdata="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" filled="f" strokecolor="black [3213]" strokeweight="1pt"/>
+                        <v:shapetype id="_x0000_t202" coordsize="21600,21600" o:spt="202" path="m,l,21600r21600,l21600,xe">
+                          <v:stroke joinstyle="miter"/>
+                          <v:path gradientshapeok="t" o:connecttype="rect"/>
+                        </v:shapetype>
+                        <v:shape id="Text Box 5" o:spid="_x0000_s1031" type="#_x0000_t202" style="position:absolute;left:3550;top:736;width:2603;height:2813;visibility:visible;mso-wrap-style:none;v-text-anchor:top" o:gfxdata="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" filled="f" stroked="f" strokeweight=".5pt">
+                          <v:textbox>
+                            <w:txbxContent>
+                              <w:p>
+                                <w:pPr>
+                                  <w:rPr>
+                                    <w:sz w:val="20"/>
+                                    <w:szCs w:val="20"/>
+                                    <w:lang w:bidi="fa-IR"/>
+                                  </w:rPr>
+                                </w:pPr>
+                                <w:r>
+                                  <w:rPr>
+                                    <w:sz w:val="20"/>
+                                    <w:szCs w:val="20"/>
+                                    <w:lang w:bidi="fa-IR"/>
+                                  </w:rPr>
+                                  <w:t>h</w:t>
+                                </w:r>
+                              </w:p>
+                            </w:txbxContent>
+                          </v:textbox>
+                        </v:shape>
+                        <v:shape id="Text Box 6" o:spid="_x0000_s1032" type="#_x0000_t202" style="position:absolute;left:3280;top:3549;width:2534;height:2178;visibility:visible;mso-wrap-style:none;v-text-anchor:top" o:gfxdata="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" filled="f" stroked="f" strokeweight=".5pt">
+                          <v:textbox>
+                            <w:txbxContent>
+                              <w:p>
+                                <w:pPr>
+                                  <w:rPr>
+                                    <w:sz w:val="20"/>
+                                    <w:szCs w:val="20"/>
+                                    <w:lang w:bidi="fa-IR"/>
+                                  </w:rPr>
+                                </w:pPr>
+                                <w:r>
+                                  <w:rPr>
+                                    <w:sz w:val="20"/>
+                                    <w:szCs w:val="20"/>
+                                    <w:lang w:bidi="fa-IR"/>
+                                  </w:rPr>
+                                  <w:t>a</w:t>
+                                </w:r>
+                              </w:p>
+                            </w:txbxContent>
+                          </v:textbox>
+                        </v:shape>
+                      </v:group>
                     </v:group>
                   </w:pict>
                 </mc:Fallback>
@@ -664,44 +781,55 @@
             <w:r>
               <w:rPr>
                 <w:rFonts w:ascii="14" w:hAnsi="14"/>
-                <w:sz w:val="26"/>
-                <w:szCs w:val="26"/>
-                <w:rtl/>
-              </w:rPr>
-              <w:t>محیط و</w:t>
-            </w:r>
-            <w:r>
-              <w:rPr>
-                <w:rFonts w:ascii="14" w:hAnsi="14"/>
-                <w:sz w:val="26"/>
-                <w:szCs w:val="26"/>
                 <w:rtl/>
               </w:rPr>
               <w:t xml:space="preserve"> </w:t>
             </w:r>
             <w:r>
               <w:rPr>
-                <w:rFonts w:ascii="14" w:hAnsi="14"/>
-                <w:sz w:val="26"/>
-                <w:szCs w:val="26"/>
-                <w:rtl/>
-              </w:rPr>
-              <w:t>مساحت مربع</w:t>
-            </w:r>
-            <w:r>
-              <w:rPr>
-                <w:rFonts w:ascii="14" w:hAnsi="14"/>
-                <w:sz w:val="26"/>
-                <w:szCs w:val="26"/>
-                <w:rtl/>
-              </w:rPr>
-              <w:t xml:space="preserve"> زیر را به صورت جبری بنویسید</w:t>
-            </w:r>
-            <w:r>
-              <w:rPr>
-                <w:rFonts w:ascii="14" w:hAnsi="14"/>
-                <w:sz w:val="26"/>
-                <w:szCs w:val="26"/>
+                <w:rFonts w:ascii="14" w:hAnsi="14" w:hint="cs"/>
+                <w:rtl/>
+              </w:rPr>
+              <w:t>الف) م</w:t>
+            </w:r>
+            <w:r>
+              <w:rPr>
+                <w:rFonts w:ascii="14" w:hAnsi="14"/>
+                <w:rtl/>
+              </w:rPr>
+              <w:t xml:space="preserve">ساحت </w:t>
+            </w:r>
+            <w:r>
+              <w:rPr>
+                <w:rFonts w:ascii="14" w:hAnsi="14" w:hint="cs"/>
+                <w:rtl/>
+              </w:rPr>
+              <w:t>شکل زیر</w:t>
+            </w:r>
+            <w:r>
+              <w:rPr>
+                <w:rFonts w:ascii="14" w:hAnsi="14"/>
+                <w:rtl/>
+              </w:rPr>
+              <w:t xml:space="preserve"> را به صورت</w:t>
+            </w:r>
+            <w:r>
+              <w:rPr>
+                <w:rFonts w:ascii="14" w:hAnsi="14" w:hint="cs"/>
+                <w:rtl/>
+              </w:rPr>
+              <w:t xml:space="preserve"> یک عبارت</w:t>
+            </w:r>
+            <w:r>
+              <w:rPr>
+                <w:rFonts w:ascii="14" w:hAnsi="14"/>
+                <w:rtl/>
+              </w:rPr>
+              <w:t xml:space="preserve"> جبری بنویسید</w:t>
+            </w:r>
+            <w:r>
+              <w:rPr>
+                <w:rFonts w:ascii="14" w:hAnsi="14"/>
                 <w:rtl/>
                 <w:lang w:bidi="fa-IR"/>
               </w:rPr>
@@ -713,8 +841,6 @@
                 <w:b w:val="0"/>
                 <w:bCs w:val="0"/>
                 <w:noProof/>
-                <w:sz w:val="26"/>
-                <w:szCs w:val="26"/>
                 <w:rtl/>
                 <w:lang w:val="fa-IR"/>
               </w:rPr>
@@ -725,68 +851,100 @@
             <w:pPr>
               <w:rPr>
                 <w:rFonts w:ascii="14" w:hAnsi="14"/>
-                <w:sz w:val="14"/>
-                <w:szCs w:val="12"/>
-                <w:rtl/>
-                <w:lang w:bidi="fa-IR"/>
-              </w:rPr>
-            </w:pPr>
-          </w:p>
-          <w:p>
-            <w:pPr>
-              <w:jc w:val="center"/>
+                <w:rtl/>
+                <w:lang w:bidi="fa-IR"/>
+              </w:rPr>
+            </w:pPr>
+          </w:p>
+          <w:p>
+            <w:pPr>
+              <w:rPr>
+                <w:rFonts w:ascii="14" w:hAnsi="14"/>
+                <w:rtl/>
+                <w:lang w:bidi="fa-IR"/>
+              </w:rPr>
+            </w:pPr>
+          </w:p>
+          <w:p>
+            <w:pPr>
+              <w:rPr>
+                <w:rFonts w:ascii="14" w:hAnsi="14"/>
+                <w:noProof/>
+                <w:rtl/>
+                <w:lang w:bidi="fa-IR"/>
+              </w:rPr>
+            </w:pPr>
+            <w:r>
               <w:rPr>
                 <w:rFonts w:ascii="14" w:hAnsi="14" w:hint="cs"/>
-                <w:sz w:val="26"/>
-                <w:szCs w:val="26"/>
-                <w:rtl/>
-                <w:lang w:bidi="fa-IR"/>
-              </w:rPr>
-            </w:pPr>
-            <w:r>
-              <w:rPr>
-                <w:rFonts w:ascii="14" w:hAnsi="14" w:cs="0 Nazanin Bold"/>
-                <w:position w:val="-6"/>
-                <w:sz w:val="26"/>
-                <w:szCs w:val="26"/>
-              </w:rPr>
-              <w:object w:dxaOrig="2140" w:dyaOrig="300" w14:anchorId="1F692175">
-                <v:shape id="_x0000_i1031" type="#_x0000_t75" style="width:108.9pt;height:15.15pt" o:ole="">
-                  <v:imagedata r:id="rId19" o:title=""/>
+                <w:rtl/>
+                <w:lang w:bidi="fa-IR"/>
+              </w:rPr>
+              <w:t xml:space="preserve">ب) </w:t>
+            </w:r>
+            <w:r>
+              <w:rPr>
+                <w:rFonts w:ascii="14" w:hAnsi="14" w:hint="cs"/>
+                <w:noProof/>
+                <w:rtl/>
+                <w:lang w:val="ar-SA"/>
+              </w:rPr>
+              <w:t xml:space="preserve">جمله </w:t>
+            </w:r>
+            <w:r>
+              <w:rPr>
+                <w:rFonts w:ascii="14" w:hAnsi="14"/>
+                <w:noProof/>
+              </w:rPr>
+              <w:t>n</w:t>
+            </w:r>
+            <w:r>
+              <w:rPr>
+                <w:rFonts w:ascii="14" w:hAnsi="14" w:hint="cs"/>
+                <w:noProof/>
+                <w:rtl/>
+                <w:lang w:bidi="fa-IR"/>
+              </w:rPr>
+              <w:t xml:space="preserve"> ام الگوی </w:t>
+            </w:r>
+            <w:r>
+              <w:rPr>
+                <w:rFonts w:ascii="14" w:hAnsi="14"/>
+                <w:lang w:bidi="fa-IR"/>
+              </w:rPr>
+              <w:t xml:space="preserve"> </w:t>
+            </w:r>
+            <w:r>
+              <w:rPr>
+                <w:rFonts w:ascii="14" w:hAnsi="14"/>
+                <w:position w:val="-12"/>
+                <w:lang w:bidi="fa-IR"/>
+              </w:rPr>
+              <w:object w:dxaOrig="1680" w:dyaOrig="340" w14:anchorId="6BF08D72">
+                <v:shape id="_x0000_i1301" type="#_x0000_t75" style="width:83.35pt;height:16.2pt" o:ole="">
+                  <v:imagedata r:id="rId16" o:title=""/>
                 </v:shape>
-                <o:OLEObject Type="Embed" ProgID="Equation.DSMT4" ShapeID="_x0000_i1031" DrawAspect="Content" ObjectID="_1796357044" r:id="rId20"/>
+                <o:OLEObject Type="Embed" ProgID="Equation.DSMT4" ShapeID="_x0000_i1301" DrawAspect="Content" ObjectID="_1829580274" r:id="rId17"/>
               </w:object>
             </w:r>
             <w:r>
               <w:rPr>
-                <w:rFonts w:ascii="14" w:hAnsi="14" w:cs="0 Nazanin Bold"/>
-                <w:sz w:val="26"/>
-                <w:szCs w:val="26"/>
-              </w:rPr>
-              <w:t xml:space="preserve">              </w:t>
-            </w:r>
-            <w:r>
-              <w:rPr>
-                <w:rFonts w:ascii="14" w:hAnsi="14" w:cs="0 Nazanin Bold"/>
-                <w:position w:val="-6"/>
-                <w:sz w:val="26"/>
-                <w:szCs w:val="26"/>
-              </w:rPr>
-              <w:object w:dxaOrig="2100" w:dyaOrig="300" w14:anchorId="0FB1E193">
-                <v:shape id="_x0000_i1032" type="#_x0000_t75" style="width:107.1pt;height:15.15pt" o:ole="">
-                  <v:imagedata r:id="rId21" o:title=""/>
-                </v:shape>
-                <o:OLEObject Type="Embed" ProgID="Equation.DSMT4" ShapeID="_x0000_i1032" DrawAspect="Content" ObjectID="_1796357045" r:id="rId22"/>
-              </w:object>
-            </w:r>
-            <w:r>
-              <w:rPr>
-                <w:rFonts w:ascii="14" w:hAnsi="14" w:cs="0 Nazanin Bold"/>
-                <w:sz w:val="26"/>
-                <w:szCs w:val="26"/>
-              </w:rPr>
-              <w:t xml:space="preserve">             </w:t>
-            </w:r>
+                <w:rFonts w:ascii="14" w:hAnsi="14" w:hint="cs"/>
+                <w:noProof/>
+                <w:rtl/>
+                <w:lang w:bidi="fa-IR"/>
+              </w:rPr>
+              <w:t>را بنویسید.</w:t>
+            </w:r>
+          </w:p>
+          <w:p>
+            <w:pPr>
+              <w:rPr>
+                <w:rFonts w:ascii="14" w:hAnsi="14" w:hint="cs"/>
+                <w:rtl/>
+                <w:lang w:bidi="fa-IR"/>
+              </w:rPr>
+            </w:pPr>
           </w:p>
         </w:tc>
         <w:tc>
@@ -799,28 +957,32 @@
               <w:jc w:val="center"/>
               <w:rPr>
                 <w:rFonts w:ascii="14" w:hAnsi="14"/>
-                <w:sz w:val="26"/>
-                <w:szCs w:val="26"/>
-                <w:rtl/>
-                <w:lang w:bidi="fa-IR"/>
-              </w:rPr>
-            </w:pPr>
-            <w:r>
-              <w:rPr>
-                <w:rFonts w:ascii="14" w:hAnsi="14"/>
-                <w:sz w:val="26"/>
-                <w:szCs w:val="26"/>
-                <w:rtl/>
-                <w:lang w:bidi="fa-IR"/>
-              </w:rPr>
-              <w:t>5/0</w:t>
+                <w:rtl/>
+                <w:lang w:bidi="fa-IR"/>
+              </w:rPr>
+            </w:pPr>
+            <w:r>
+              <w:rPr>
+                <w:rFonts w:ascii="14" w:hAnsi="14" w:hint="cs"/>
+                <w:rtl/>
+                <w:lang w:bidi="fa-IR"/>
+              </w:rPr>
+              <w:t>75</w:t>
+            </w:r>
+            <w:r>
+              <w:rPr>
+                <w:rFonts w:ascii="14" w:hAnsi="14"/>
+                <w:rtl/>
+                <w:lang w:bidi="fa-IR"/>
+              </w:rPr>
+              <w:t>/0</w:t>
             </w:r>
           </w:p>
         </w:tc>
       </w:tr>
       <w:tr>
         <w:trPr>
-          <w:trHeight w:val="2623"/>
+          <w:trHeight w:val="2316"/>
         </w:trPr>
         <w:tc>
           <w:tcPr>
@@ -836,8 +998,6 @@
               <w:jc w:val="center"/>
               <w:rPr>
                 <w:rFonts w:ascii="14" w:hAnsi="14"/>
-                <w:sz w:val="26"/>
-                <w:szCs w:val="26"/>
                 <w:rtl/>
               </w:rPr>
             </w:pPr>
@@ -852,17 +1012,12 @@
             <w:pPr>
               <w:rPr>
                 <w:rFonts w:ascii="14" w:hAnsi="14"/>
-                <w:sz w:val="26"/>
-                <w:szCs w:val="26"/>
-                <w:rtl/>
-                <w:lang w:bidi="fa-IR"/>
-              </w:rPr>
-            </w:pPr>
-            <w:r>
-              <w:rPr>
-                <w:rFonts w:ascii="14" w:hAnsi="14"/>
-                <w:sz w:val="26"/>
-                <w:szCs w:val="26"/>
+                <w:lang w:bidi="fa-IR"/>
+              </w:rPr>
+            </w:pPr>
+            <w:r>
+              <w:rPr>
+                <w:rFonts w:ascii="14" w:hAnsi="14"/>
                 <w:rtl/>
               </w:rPr>
               <w:t>عبارت های جبری زیر را ساده کنید.</w:t>
@@ -873,8 +1028,6 @@
               <w:jc w:val="right"/>
               <w:rPr>
                 <w:rFonts w:ascii="14" w:hAnsi="14"/>
-                <w:sz w:val="26"/>
-                <w:szCs w:val="26"/>
                 <w:rtl/>
                 <w:lang w:bidi="fa-IR"/>
               </w:rPr>
@@ -883,15 +1036,13 @@
               <w:rPr>
                 <w:rFonts w:ascii="14" w:hAnsi="14"/>
                 <w:position w:val="-6"/>
-                <w:sz w:val="26"/>
-                <w:szCs w:val="26"/>
                 <w:lang w:bidi="fa-IR"/>
               </w:rPr>
               <w:object w:dxaOrig="2799" w:dyaOrig="360" w14:anchorId="73A043EE">
-                <v:shape id="_x0000_i1134" type="#_x0000_t75" style="width:156.1pt;height:19.95pt" o:ole="">
-                  <v:imagedata r:id="rId23" o:title=""/>
+                <v:shape id="_x0000_i1302" type="#_x0000_t75" style="width:156.15pt;height:20.2pt" o:ole="">
+                  <v:imagedata r:id="rId18" o:title=""/>
                 </v:shape>
-                <o:OLEObject Type="Embed" ProgID="Equation.DSMT4" ShapeID="_x0000_i1134" DrawAspect="Content" ObjectID="_1796357046" r:id="rId24"/>
+                <o:OLEObject Type="Embed" ProgID="Equation.DSMT4" ShapeID="_x0000_i1302" DrawAspect="Content" ObjectID="_1829580275" r:id="rId19"/>
               </w:object>
             </w:r>
           </w:p>
@@ -900,8 +1051,6 @@
               <w:jc w:val="right"/>
               <w:rPr>
                 <w:rFonts w:ascii="14" w:hAnsi="14"/>
-                <w:sz w:val="30"/>
-                <w:szCs w:val="32"/>
                 <w:rtl/>
                 <w:lang w:bidi="fa-IR"/>
               </w:rPr>
@@ -912,8 +1061,6 @@
               <w:jc w:val="right"/>
               <w:rPr>
                 <w:rFonts w:ascii="14" w:hAnsi="14"/>
-                <w:sz w:val="26"/>
-                <w:szCs w:val="26"/>
                 <w:lang w:bidi="fa-IR"/>
               </w:rPr>
             </w:pPr>
@@ -921,15 +1068,13 @@
               <w:rPr>
                 <w:rFonts w:ascii="14" w:hAnsi="14"/>
                 <w:position w:val="-12"/>
-                <w:sz w:val="26"/>
-                <w:szCs w:val="26"/>
-                <w:lang w:bidi="fa-IR"/>
-              </w:rPr>
-              <w:object w:dxaOrig="2120" w:dyaOrig="360" w14:anchorId="1815544D">
-                <v:shape id="_x0000_i1135" type="#_x0000_t75" style="width:116.15pt;height:19.95pt" o:ole="">
-                  <v:imagedata r:id="rId25" o:title=""/>
+                <w:lang w:bidi="fa-IR"/>
+              </w:rPr>
+              <w:object w:dxaOrig="2580" w:dyaOrig="360" w14:anchorId="1815544D">
+                <v:shape id="_x0000_i1334" type="#_x0000_t75" style="width:141.55pt;height:20.2pt" o:ole="">
+                  <v:imagedata r:id="rId20" o:title=""/>
                 </v:shape>
-                <o:OLEObject Type="Embed" ProgID="Equation.DSMT4" ShapeID="_x0000_i1135" DrawAspect="Content" ObjectID="_1796357047" r:id="rId26"/>
+                <o:OLEObject Type="Embed" ProgID="Equation.DSMT4" ShapeID="_x0000_i1334" DrawAspect="Content" ObjectID="_1829580276" r:id="rId21"/>
               </w:object>
             </w:r>
           </w:p>
@@ -937,9 +1082,7 @@
             <w:pPr>
               <w:jc w:val="right"/>
               <w:rPr>
-                <w:rFonts w:ascii="14" w:hAnsi="14" w:hint="cs"/>
-                <w:sz w:val="30"/>
-                <w:szCs w:val="32"/>
+                <w:rFonts w:ascii="14" w:hAnsi="14"/>
                 <w:lang w:bidi="fa-IR"/>
               </w:rPr>
             </w:pPr>
@@ -949,8 +1092,6 @@
               <w:jc w:val="right"/>
               <w:rPr>
                 <w:rFonts w:ascii="14" w:hAnsi="14"/>
-                <w:sz w:val="26"/>
-                <w:szCs w:val="26"/>
                 <w:rtl/>
                 <w:lang w:bidi="fa-IR"/>
               </w:rPr>
@@ -959,15 +1100,13 @@
               <w:rPr>
                 <w:rFonts w:ascii="14" w:hAnsi="14"/>
                 <w:position w:val="-12"/>
-                <w:sz w:val="26"/>
-                <w:szCs w:val="26"/>
                 <w:lang w:bidi="fa-IR"/>
               </w:rPr>
               <w:object w:dxaOrig="1300" w:dyaOrig="360" w14:anchorId="70C17B1D">
-                <v:shape id="_x0000_i1136" type="#_x0000_t75" style="width:64.75pt;height:18.75pt" o:ole="">
-                  <v:imagedata r:id="rId27" o:title=""/>
+                <v:shape id="_x0000_i1304" type="#_x0000_t75" style="width:64.7pt;height:18.6pt" o:ole="">
+                  <v:imagedata r:id="rId22" o:title=""/>
                 </v:shape>
-                <o:OLEObject Type="Embed" ProgID="Equation.DSMT4" ShapeID="_x0000_i1136" DrawAspect="Content" ObjectID="_1796357048" r:id="rId28"/>
+                <o:OLEObject Type="Embed" ProgID="Equation.DSMT4" ShapeID="_x0000_i1304" DrawAspect="Content" ObjectID="_1829580277" r:id="rId23"/>
               </w:object>
             </w:r>
           </w:p>
@@ -981,28 +1120,24 @@
             <w:pPr>
               <w:jc w:val="center"/>
               <w:rPr>
-                <w:rFonts w:ascii="14" w:hAnsi="14"/>
-                <w:sz w:val="26"/>
-                <w:szCs w:val="26"/>
-                <w:rtl/>
-                <w:lang w:bidi="fa-IR"/>
-              </w:rPr>
-            </w:pPr>
-            <w:r>
-              <w:rPr>
-                <w:rFonts w:ascii="14" w:hAnsi="14"/>
-                <w:sz w:val="26"/>
-                <w:szCs w:val="26"/>
-                <w:lang w:bidi="fa-IR"/>
-              </w:rPr>
-              <w:t>2/5</w:t>
+                <w:rFonts w:ascii="14" w:hAnsi="14" w:hint="cs"/>
+                <w:rtl/>
+                <w:lang w:bidi="fa-IR"/>
+              </w:rPr>
+            </w:pPr>
+            <w:r>
+              <w:rPr>
+                <w:rFonts w:ascii="14" w:hAnsi="14"/>
+                <w:lang w:bidi="fa-IR"/>
+              </w:rPr>
+              <w:t>2</w:t>
             </w:r>
           </w:p>
         </w:tc>
       </w:tr>
       <w:tr>
         <w:trPr>
-          <w:trHeight w:val="2012"/>
+          <w:trHeight w:val="1385"/>
         </w:trPr>
         <w:tc>
           <w:tcPr>
@@ -1018,8 +1153,6 @@
               <w:jc w:val="center"/>
               <w:rPr>
                 <w:rFonts w:ascii="14" w:hAnsi="14"/>
-                <w:sz w:val="26"/>
-                <w:szCs w:val="26"/>
                 <w:rtl/>
               </w:rPr>
             </w:pPr>
@@ -1063,16 +1196,12 @@
                     <w:jc w:val="center"/>
                     <w:rPr>
                       <w:rFonts w:ascii="14" w:hAnsi="14" w:cstheme="majorBidi"/>
-                      <w:sz w:val="28"/>
-                      <w:szCs w:val="28"/>
                       <w:lang w:bidi="fa-IR"/>
                     </w:rPr>
                   </w:pPr>
                   <w:r>
                     <w:rPr>
                       <w:rFonts w:ascii="14" w:hAnsi="14" w:cstheme="majorBidi"/>
-                      <w:sz w:val="28"/>
-                      <w:szCs w:val="28"/>
                       <w:lang w:bidi="fa-IR"/>
                     </w:rPr>
                     <w:t>y</w:t>
@@ -1095,16 +1224,12 @@
                     <w:jc w:val="center"/>
                     <w:rPr>
                       <w:rFonts w:ascii="14" w:hAnsi="14" w:cstheme="majorBidi"/>
-                      <w:sz w:val="28"/>
-                      <w:szCs w:val="28"/>
                       <w:lang w:bidi="fa-IR"/>
                     </w:rPr>
                   </w:pPr>
                   <w:r>
                     <w:rPr>
                       <w:rFonts w:ascii="14" w:hAnsi="14" w:cstheme="majorBidi"/>
-                      <w:sz w:val="28"/>
-                      <w:szCs w:val="28"/>
                       <w:lang w:bidi="fa-IR"/>
                     </w:rPr>
                     <w:t>x</w:t>
@@ -1129,8 +1254,6 @@
                     <w:jc w:val="center"/>
                     <w:rPr>
                       <w:rFonts w:ascii="14" w:hAnsi="14"/>
-                      <w:sz w:val="28"/>
-                      <w:szCs w:val="28"/>
                       <w:rtl/>
                       <w:lang w:bidi="fa-IR"/>
                     </w:rPr>
@@ -1138,8 +1261,6 @@
                   <w:r>
                     <w:rPr>
                       <w:rFonts w:ascii="14" w:hAnsi="14"/>
-                      <w:sz w:val="28"/>
-                      <w:szCs w:val="28"/>
                       <w:rtl/>
                       <w:lang w:bidi="fa-IR"/>
                     </w:rPr>
@@ -1163,8 +1284,6 @@
                     <w:jc w:val="center"/>
                     <w:rPr>
                       <w:rFonts w:ascii="14" w:hAnsi="14"/>
-                      <w:sz w:val="28"/>
-                      <w:szCs w:val="28"/>
                       <w:rtl/>
                       <w:lang w:bidi="fa-IR"/>
                     </w:rPr>
@@ -1172,82 +1291,10 @@
                   <w:r>
                     <w:rPr>
                       <w:rFonts w:ascii="14" w:hAnsi="14"/>
-                      <w:sz w:val="28"/>
-                      <w:szCs w:val="28"/>
                       <w:rtl/>
                       <w:lang w:bidi="fa-IR"/>
                     </w:rPr>
                     <w:t>4-</w:t>
-                  </w:r>
-                </w:p>
-              </w:tc>
-            </w:tr>
-            <w:tr>
-              <w:tc>
-                <w:tcPr>
-                  <w:tcW w:w="689" w:type="dxa"/>
-                  <w:tcBorders>
-                    <w:top w:val="single" w:sz="4" w:space="0" w:color="FFFFFF" w:themeColor="background1"/>
-                    <w:left w:val="single" w:sz="4" w:space="0" w:color="FFFFFF" w:themeColor="background1"/>
-                    <w:bottom w:val="single" w:sz="4" w:space="0" w:color="FFFFFF" w:themeColor="background1"/>
-                    <w:right w:val="single" w:sz="12" w:space="0" w:color="000000" w:themeColor="text1"/>
-                  </w:tcBorders>
-                  <w:vAlign w:val="center"/>
-                </w:tcPr>
-                <w:p>
-                  <w:pPr>
-                    <w:jc w:val="center"/>
-                    <w:rPr>
-                      <w:rFonts w:ascii="14" w:hAnsi="14"/>
-                      <w:sz w:val="28"/>
-                      <w:szCs w:val="28"/>
-                      <w:rtl/>
-                      <w:lang w:bidi="fa-IR"/>
-                    </w:rPr>
-                  </w:pPr>
-                  <w:r>
-                    <w:rPr>
-                      <w:rFonts w:ascii="14" w:hAnsi="14"/>
-                      <w:sz w:val="28"/>
-                      <w:szCs w:val="28"/>
-                      <w:rtl/>
-                      <w:lang w:bidi="fa-IR"/>
-                    </w:rPr>
-                    <w:t>......</w:t>
-                  </w:r>
-                </w:p>
-              </w:tc>
-              <w:tc>
-                <w:tcPr>
-                  <w:tcW w:w="723" w:type="dxa"/>
-                  <w:tcBorders>
-                    <w:top w:val="single" w:sz="4" w:space="0" w:color="FFFFFF" w:themeColor="background1"/>
-                    <w:left w:val="single" w:sz="12" w:space="0" w:color="000000" w:themeColor="text1"/>
-                    <w:bottom w:val="single" w:sz="4" w:space="0" w:color="FFFFFF" w:themeColor="background1"/>
-                    <w:right w:val="single" w:sz="4" w:space="0" w:color="FFFFFF" w:themeColor="background1"/>
-                  </w:tcBorders>
-                  <w:vAlign w:val="center"/>
-                </w:tcPr>
-                <w:p>
-                  <w:pPr>
-                    <w:jc w:val="center"/>
-                    <w:rPr>
-                      <w:rFonts w:ascii="14" w:hAnsi="14"/>
-                      <w:sz w:val="28"/>
-                      <w:szCs w:val="28"/>
-                      <w:rtl/>
-                      <w:lang w:bidi="fa-IR"/>
-                    </w:rPr>
-                  </w:pPr>
-                  <w:r>
-                    <w:rPr>
-                      <w:rFonts w:ascii="14" w:hAnsi="14"/>
-                      <w:sz w:val="28"/>
-                      <w:szCs w:val="28"/>
-                      <w:rtl/>
-                      <w:lang w:bidi="fa-IR"/>
-                    </w:rPr>
-                    <w:t>1</w:t>
                   </w:r>
                 </w:p>
               </w:tc>
@@ -1269,8 +1316,6 @@
                     <w:jc w:val="center"/>
                     <w:rPr>
                       <w:rFonts w:ascii="14" w:hAnsi="14"/>
-                      <w:sz w:val="28"/>
-                      <w:szCs w:val="28"/>
                       <w:rtl/>
                       <w:lang w:bidi="fa-IR"/>
                     </w:rPr>
@@ -1278,8 +1323,6 @@
                   <w:r>
                     <w:rPr>
                       <w:rFonts w:ascii="14" w:hAnsi="14"/>
-                      <w:sz w:val="28"/>
-                      <w:szCs w:val="28"/>
                       <w:rtl/>
                       <w:lang w:bidi="fa-IR"/>
                     </w:rPr>
@@ -1303,8 +1346,6 @@
                     <w:jc w:val="center"/>
                     <w:rPr>
                       <w:rFonts w:ascii="14" w:hAnsi="14"/>
-                      <w:sz w:val="28"/>
-                      <w:szCs w:val="28"/>
                       <w:rtl/>
                       <w:lang w:bidi="fa-IR"/>
                     </w:rPr>
@@ -1312,8 +1353,6 @@
                   <w:r>
                     <w:rPr>
                       <w:rFonts w:ascii="14" w:hAnsi="14"/>
-                      <w:sz w:val="28"/>
-                      <w:szCs w:val="28"/>
                       <w:rtl/>
                       <w:lang w:bidi="fa-IR"/>
                     </w:rPr>
@@ -1326,18 +1365,14 @@
           <w:p>
             <w:pPr>
               <w:rPr>
-                <w:rFonts w:ascii="14" w:hAnsi="14" w:hint="cs"/>
-                <w:sz w:val="26"/>
-                <w:szCs w:val="26"/>
-                <w:rtl/>
-                <w:lang w:bidi="fa-IR"/>
-              </w:rPr>
-            </w:pPr>
-            <w:r>
-              <w:rPr>
-                <w:rFonts w:ascii="14" w:hAnsi="14"/>
-                <w:sz w:val="26"/>
-                <w:szCs w:val="26"/>
+                <w:rFonts w:ascii="14" w:hAnsi="14"/>
+                <w:rtl/>
+                <w:lang w:bidi="fa-IR"/>
+              </w:rPr>
+            </w:pPr>
+            <w:r>
+              <w:rPr>
+                <w:rFonts w:ascii="14" w:hAnsi="14"/>
                 <w:rtl/>
               </w:rPr>
               <w:t xml:space="preserve">با توجه به رابطه </w:t>
@@ -1346,22 +1381,18 @@
               <w:rPr>
                 <w:rFonts w:ascii="14" w:hAnsi="14"/>
                 <w:position w:val="-12"/>
-                <w:sz w:val="26"/>
-                <w:szCs w:val="26"/>
                 <w:lang w:bidi="fa-IR"/>
               </w:rPr>
               <w:object w:dxaOrig="1280" w:dyaOrig="340" w14:anchorId="13A68B45">
-                <v:shape id="_x0000_i1036" type="#_x0000_t75" style="width:69.6pt;height:19.35pt" o:ole="">
-                  <v:imagedata r:id="rId29" o:title=""/>
+                <v:shape id="_x0000_i1305" type="#_x0000_t75" style="width:69.55pt;height:19.4pt" o:ole="">
+                  <v:imagedata r:id="rId24" o:title=""/>
                 </v:shape>
-                <o:OLEObject Type="Embed" ProgID="Equation.DSMT4" ShapeID="_x0000_i1036" DrawAspect="Content" ObjectID="_1796357049" r:id="rId30"/>
+                <o:OLEObject Type="Embed" ProgID="Equation.DSMT4" ShapeID="_x0000_i1305" DrawAspect="Content" ObjectID="_1829580278" r:id="rId25"/>
               </w:object>
             </w:r>
             <w:r>
               <w:rPr>
                 <w:rFonts w:ascii="14" w:hAnsi="14"/>
-                <w:sz w:val="26"/>
-                <w:szCs w:val="26"/>
                 <w:rtl/>
               </w:rPr>
               <w:t xml:space="preserve"> جدول را کامل کنید.</w:t>
@@ -1371,30 +1402,24 @@
             <w:pPr>
               <w:rPr>
                 <w:rFonts w:ascii="14" w:hAnsi="14"/>
-                <w:sz w:val="26"/>
-                <w:szCs w:val="26"/>
-                <w:rtl/>
-                <w:lang w:bidi="fa-IR"/>
-              </w:rPr>
-            </w:pPr>
-          </w:p>
-          <w:p>
-            <w:pPr>
-              <w:rPr>
-                <w:rFonts w:ascii="14" w:hAnsi="14"/>
-                <w:sz w:val="26"/>
-                <w:szCs w:val="26"/>
-                <w:rtl/>
-                <w:lang w:bidi="fa-IR"/>
-              </w:rPr>
-            </w:pPr>
-          </w:p>
-          <w:p>
-            <w:pPr>
-              <w:rPr>
-                <w:rFonts w:ascii="14" w:hAnsi="14"/>
-                <w:sz w:val="26"/>
-                <w:szCs w:val="26"/>
+                <w:rtl/>
+                <w:lang w:bidi="fa-IR"/>
+              </w:rPr>
+            </w:pPr>
+          </w:p>
+          <w:p>
+            <w:pPr>
+              <w:rPr>
+                <w:rFonts w:ascii="14" w:hAnsi="14"/>
+                <w:rtl/>
+                <w:lang w:bidi="fa-IR"/>
+              </w:rPr>
+            </w:pPr>
+          </w:p>
+          <w:p>
+            <w:pPr>
+              <w:rPr>
+                <w:rFonts w:ascii="14" w:hAnsi="14"/>
                 <w:rtl/>
                 <w:lang w:bidi="fa-IR"/>
               </w:rPr>
@@ -1411,21 +1436,17 @@
               <w:jc w:val="center"/>
               <w:rPr>
                 <w:rFonts w:ascii="14" w:hAnsi="14"/>
-                <w:sz w:val="26"/>
-                <w:szCs w:val="26"/>
-                <w:rtl/>
-                <w:lang w:bidi="fa-IR"/>
-              </w:rPr>
-            </w:pPr>
-            <w:r>
-              <w:rPr>
-                <w:rFonts w:ascii="14" w:hAnsi="14"/>
-                <w:sz w:val="26"/>
-                <w:szCs w:val="26"/>
-                <w:rtl/>
-                <w:lang w:bidi="fa-IR"/>
-              </w:rPr>
-              <w:t>5/1</w:t>
+                <w:rtl/>
+                <w:lang w:bidi="fa-IR"/>
+              </w:rPr>
+            </w:pPr>
+            <w:r>
+              <w:rPr>
+                <w:rFonts w:ascii="14" w:hAnsi="14" w:hint="cs"/>
+                <w:rtl/>
+                <w:lang w:bidi="fa-IR"/>
+              </w:rPr>
+              <w:t>75/0</w:t>
             </w:r>
           </w:p>
         </w:tc>
@@ -1448,8 +1469,6 @@
               <w:jc w:val="center"/>
               <w:rPr>
                 <w:rFonts w:ascii="14" w:hAnsi="14"/>
-                <w:sz w:val="26"/>
-                <w:szCs w:val="26"/>
                 <w:rtl/>
               </w:rPr>
             </w:pPr>
@@ -1467,16 +1486,12 @@
                 <w:rFonts w:ascii="14" w:hAnsi="14"/>
                 <w:b w:val="0"/>
                 <w:bCs w:val="0"/>
-                <w:sz w:val="26"/>
-                <w:szCs w:val="26"/>
-                <w:rtl/>
-              </w:rPr>
-            </w:pPr>
-            <w:r>
-              <w:rPr>
-                <w:rFonts w:ascii="14" w:hAnsi="14"/>
-                <w:sz w:val="26"/>
-                <w:szCs w:val="26"/>
+                <w:rtl/>
+              </w:rPr>
+            </w:pPr>
+            <w:r>
+              <w:rPr>
+                <w:rFonts w:ascii="14" w:hAnsi="14"/>
                 <w:rtl/>
               </w:rPr>
               <w:t xml:space="preserve">مقدار عددی عبارت زیر را به ازای  </w:t>
@@ -1485,21 +1500,17 @@
               <w:rPr>
                 <w:rFonts w:ascii="14" w:hAnsi="14"/>
                 <w:position w:val="-6"/>
-                <w:sz w:val="26"/>
-                <w:szCs w:val="26"/>
               </w:rPr>
               <w:object w:dxaOrig="600" w:dyaOrig="260" w14:anchorId="5D596220">
-                <v:shape id="_x0000_i1037" type="#_x0000_t75" style="width:38.1pt;height:15.75pt" o:ole="">
-                  <v:imagedata r:id="rId31" o:title=""/>
+                <v:shape id="_x0000_i1306" type="#_x0000_t75" style="width:38pt;height:15.35pt" o:ole="">
+                  <v:imagedata r:id="rId26" o:title=""/>
                 </v:shape>
-                <o:OLEObject Type="Embed" ProgID="Equation.DSMT4" ShapeID="_x0000_i1037" DrawAspect="Content" ObjectID="_1796357050" r:id="rId32"/>
+                <o:OLEObject Type="Embed" ProgID="Equation.DSMT4" ShapeID="_x0000_i1306" DrawAspect="Content" ObjectID="_1829580279" r:id="rId27"/>
               </w:object>
             </w:r>
             <w:r>
               <w:rPr>
                 <w:rFonts w:ascii="14" w:hAnsi="14"/>
-                <w:sz w:val="26"/>
-                <w:szCs w:val="26"/>
                 <w:rtl/>
               </w:rPr>
               <w:t xml:space="preserve">  و  </w:t>
@@ -1508,21 +1519,17 @@
               <w:rPr>
                 <w:rFonts w:ascii="14" w:hAnsi="14"/>
                 <w:position w:val="-6"/>
-                <w:sz w:val="26"/>
-                <w:szCs w:val="26"/>
               </w:rPr>
               <w:object w:dxaOrig="620" w:dyaOrig="279" w14:anchorId="49164CE0">
-                <v:shape id="_x0000_i1038" type="#_x0000_t75" style="width:38.7pt;height:16.35pt" o:ole="">
-                  <v:imagedata r:id="rId33" o:title=""/>
+                <v:shape id="_x0000_i1307" type="#_x0000_t75" style="width:38.85pt;height:16.2pt" o:ole="">
+                  <v:imagedata r:id="rId28" o:title=""/>
                 </v:shape>
-                <o:OLEObject Type="Embed" ProgID="Equation.DSMT4" ShapeID="_x0000_i1038" DrawAspect="Content" ObjectID="_1796357051" r:id="rId34"/>
+                <o:OLEObject Type="Embed" ProgID="Equation.DSMT4" ShapeID="_x0000_i1307" DrawAspect="Content" ObjectID="_1829580280" r:id="rId29"/>
               </w:object>
             </w:r>
             <w:r>
               <w:rPr>
                 <w:rFonts w:ascii="14" w:hAnsi="14"/>
-                <w:sz w:val="26"/>
-                <w:szCs w:val="26"/>
                 <w:rtl/>
               </w:rPr>
               <w:t xml:space="preserve">  ب</w:t>
@@ -1530,8 +1537,6 @@
             <w:r>
               <w:rPr>
                 <w:rFonts w:ascii="14" w:hAnsi="14"/>
-                <w:sz w:val="26"/>
-                <w:szCs w:val="26"/>
                 <w:rtl/>
               </w:rPr>
               <w:t xml:space="preserve">ه </w:t>
@@ -1539,8 +1544,6 @@
             <w:r>
               <w:rPr>
                 <w:rFonts w:ascii="14" w:hAnsi="14"/>
-                <w:sz w:val="26"/>
-                <w:szCs w:val="26"/>
                 <w:rtl/>
               </w:rPr>
               <w:t xml:space="preserve">دست آورید.  </w:t>
@@ -1551,8 +1554,6 @@
               <w:jc w:val="right"/>
               <w:rPr>
                 <w:rFonts w:ascii="14" w:hAnsi="14" w:cstheme="majorBidi"/>
-                <w:sz w:val="26"/>
-                <w:szCs w:val="26"/>
                 <w:rtl/>
                 <w:lang w:bidi="fa-IR"/>
               </w:rPr>
@@ -1561,15 +1562,13 @@
               <w:rPr>
                 <w:rFonts w:ascii="14" w:hAnsi="14"/>
                 <w:position w:val="-6"/>
-                <w:sz w:val="26"/>
-                <w:szCs w:val="26"/>
                 <w:lang w:bidi="fa-IR"/>
               </w:rPr>
               <w:object w:dxaOrig="1300" w:dyaOrig="360" w14:anchorId="4B2A2AFF">
-                <v:shape id="_x0000_i1039" type="#_x0000_t75" style="width:76.25pt;height:21.2pt" o:ole="">
-                  <v:imagedata r:id="rId35" o:title=""/>
+                <v:shape id="_x0000_i1308" type="#_x0000_t75" style="width:76.05pt;height:21.05pt" o:ole="">
+                  <v:imagedata r:id="rId30" o:title=""/>
                 </v:shape>
-                <o:OLEObject Type="Embed" ProgID="Equation.DSMT4" ShapeID="_x0000_i1039" DrawAspect="Content" ObjectID="_1796357052" r:id="rId36"/>
+                <o:OLEObject Type="Embed" ProgID="Equation.DSMT4" ShapeID="_x0000_i1308" DrawAspect="Content" ObjectID="_1829580281" r:id="rId31"/>
               </w:object>
             </w:r>
           </w:p>
@@ -1584,17 +1583,13 @@
               <w:jc w:val="center"/>
               <w:rPr>
                 <w:rFonts w:ascii="14" w:hAnsi="14"/>
-                <w:sz w:val="26"/>
-                <w:szCs w:val="26"/>
-                <w:rtl/>
-                <w:lang w:bidi="fa-IR"/>
-              </w:rPr>
-            </w:pPr>
-            <w:r>
-              <w:rPr>
-                <w:rFonts w:ascii="14" w:hAnsi="14"/>
-                <w:sz w:val="26"/>
-                <w:szCs w:val="26"/>
+                <w:rtl/>
+                <w:lang w:bidi="fa-IR"/>
+              </w:rPr>
+            </w:pPr>
+            <w:r>
+              <w:rPr>
+                <w:rFonts w:ascii="14" w:hAnsi="14"/>
                 <w:rtl/>
                 <w:lang w:bidi="fa-IR"/>
               </w:rPr>
@@ -1621,16 +1616,12 @@
               <w:jc w:val="center"/>
               <w:rPr>
                 <w:rFonts w:ascii="14" w:hAnsi="14"/>
-                <w:sz w:val="26"/>
-                <w:szCs w:val="26"/>
-                <w:rtl/>
-              </w:rPr>
-            </w:pPr>
-            <w:r>
-              <w:rPr>
-                <w:rFonts w:ascii="14" w:hAnsi="14"/>
-                <w:sz w:val="26"/>
-                <w:szCs w:val="26"/>
+                <w:rtl/>
+              </w:rPr>
+            </w:pPr>
+            <w:r>
+              <w:rPr>
+                <w:rFonts w:ascii="14" w:hAnsi="14"/>
                 <w:rtl/>
               </w:rPr>
               <w:t xml:space="preserve">   </w:t>
@@ -1646,17 +1637,13 @@
             <w:pPr>
               <w:rPr>
                 <w:rFonts w:ascii="14" w:hAnsi="14"/>
-                <w:sz w:val="26"/>
-                <w:szCs w:val="26"/>
-                <w:rtl/>
-                <w:lang w:bidi="fa-IR"/>
-              </w:rPr>
-            </w:pPr>
-            <w:r>
-              <w:rPr>
-                <w:rFonts w:ascii="14" w:hAnsi="14"/>
-                <w:sz w:val="26"/>
-                <w:szCs w:val="26"/>
+                <w:rtl/>
+                <w:lang w:bidi="fa-IR"/>
+              </w:rPr>
+            </w:pPr>
+            <w:r>
+              <w:rPr>
+                <w:rFonts w:ascii="14" w:hAnsi="14"/>
                 <w:rtl/>
                 <w:lang w:bidi="fa-IR"/>
               </w:rPr>
@@ -1665,22 +1652,17 @@
             <w:r>
               <w:rPr>
                 <w:rFonts w:ascii="14" w:hAnsi="14"/>
-                <w:sz w:val="26"/>
-                <w:szCs w:val="26"/>
                 <w:lang w:bidi="fa-IR"/>
               </w:rPr>
               <w:t>.</w:t>
             </w:r>
           </w:p>
-          <w:bookmarkStart w:id="0" w:name="_GoBack"/>
           <w:p>
             <w:pPr>
               <w:spacing w:line="480" w:lineRule="auto"/>
               <w:jc w:val="right"/>
               <w:rPr>
                 <w:rFonts w:ascii="14" w:hAnsi="14"/>
-                <w:sz w:val="26"/>
-                <w:szCs w:val="26"/>
                 <w:rtl/>
                 <w:lang w:bidi="fa-IR"/>
               </w:rPr>
@@ -1689,15 +1671,13 @@
               <w:rPr>
                 <w:rFonts w:ascii="14" w:hAnsi="14"/>
                 <w:position w:val="-6"/>
-                <w:sz w:val="26"/>
-                <w:szCs w:val="26"/>
                 <w:lang w:bidi="fa-IR"/>
               </w:rPr>
               <w:object w:dxaOrig="1320" w:dyaOrig="300" w14:anchorId="0CFBA0A7">
-                <v:shape id="_x0000_i1040" type="#_x0000_t75" style="width:72.6pt;height:16.95pt" o:ole="">
-                  <v:imagedata r:id="rId37" o:title=""/>
+                <v:shape id="_x0000_i1309" type="#_x0000_t75" style="width:72.8pt;height:17pt" o:ole="">
+                  <v:imagedata r:id="rId32" o:title=""/>
                 </v:shape>
-                <o:OLEObject Type="Embed" ProgID="Equation.DSMT4" ShapeID="_x0000_i1040" DrawAspect="Content" ObjectID="_1796357053" r:id="rId38"/>
+                <o:OLEObject Type="Embed" ProgID="Equation.DSMT4" ShapeID="_x0000_i1309" DrawAspect="Content" ObjectID="_1829580282" r:id="rId33"/>
               </w:object>
             </w:r>
           </w:p>
@@ -1707,8 +1687,6 @@
               <w:jc w:val="right"/>
               <w:rPr>
                 <w:rFonts w:ascii="14" w:hAnsi="14"/>
-                <w:sz w:val="26"/>
-                <w:szCs w:val="26"/>
                 <w:rtl/>
                 <w:lang w:bidi="fa-IR"/>
               </w:rPr>
@@ -1717,27 +1695,22 @@
               <w:rPr>
                 <w:rFonts w:ascii="14" w:hAnsi="14"/>
                 <w:position w:val="-6"/>
-                <w:sz w:val="26"/>
-                <w:szCs w:val="26"/>
                 <w:lang w:bidi="fa-IR"/>
               </w:rPr>
               <w:object w:dxaOrig="1380" w:dyaOrig="360" w14:anchorId="196CA826">
-                <v:shape id="_x0000_i1041" type="#_x0000_t75" style="width:78.65pt;height:19.95pt" o:ole="">
-                  <v:imagedata r:id="rId39" o:title=""/>
+                <v:shape id="_x0000_i1310" type="#_x0000_t75" style="width:78.45pt;height:20.2pt" o:ole="">
+                  <v:imagedata r:id="rId34" o:title=""/>
                 </v:shape>
-                <o:OLEObject Type="Embed" ProgID="Equation.DSMT4" ShapeID="_x0000_i1041" DrawAspect="Content" ObjectID="_1796357054" r:id="rId40"/>
+                <o:OLEObject Type="Embed" ProgID="Equation.DSMT4" ShapeID="_x0000_i1310" DrawAspect="Content" ObjectID="_1829580283" r:id="rId35"/>
               </w:object>
             </w:r>
           </w:p>
-          <w:bookmarkEnd w:id="0"/>
           <w:p>
             <w:pPr>
               <w:spacing w:line="360" w:lineRule="auto"/>
               <w:jc w:val="right"/>
               <w:rPr>
                 <w:rFonts w:ascii="14" w:hAnsi="14"/>
-                <w:sz w:val="26"/>
-                <w:szCs w:val="26"/>
                 <w:rtl/>
                 <w:lang w:bidi="fa-IR"/>
               </w:rPr>
@@ -1746,15 +1719,13 @@
               <w:rPr>
                 <w:rFonts w:ascii="14" w:hAnsi="14"/>
                 <w:position w:val="-12"/>
-                <w:sz w:val="26"/>
-                <w:szCs w:val="26"/>
                 <w:lang w:bidi="fa-IR"/>
               </w:rPr>
               <w:object w:dxaOrig="1960" w:dyaOrig="420" w14:anchorId="2C4ED700">
-                <v:shape id="_x0000_i1042" type="#_x0000_t75" style="width:99.85pt;height:23pt" o:ole="">
-                  <v:imagedata r:id="rId41" o:title=""/>
+                <v:shape id="_x0000_i1311" type="#_x0000_t75" style="width:99.5pt;height:22.65pt" o:ole="">
+                  <v:imagedata r:id="rId36" o:title=""/>
                 </v:shape>
-                <o:OLEObject Type="Embed" ProgID="Equation.DSMT4" ShapeID="_x0000_i1042" DrawAspect="Content" ObjectID="_1796357055" r:id="rId42"/>
+                <o:OLEObject Type="Embed" ProgID="Equation.DSMT4" ShapeID="_x0000_i1311" DrawAspect="Content" ObjectID="_1829580284" r:id="rId37"/>
               </w:object>
             </w:r>
           </w:p>
@@ -1769,17 +1740,13 @@
               <w:jc w:val="center"/>
               <w:rPr>
                 <w:rFonts w:ascii="14" w:hAnsi="14"/>
-                <w:sz w:val="26"/>
-                <w:szCs w:val="26"/>
-                <w:rtl/>
-                <w:lang w:bidi="fa-IR"/>
-              </w:rPr>
-            </w:pPr>
-            <w:r>
-              <w:rPr>
-                <w:rFonts w:ascii="14" w:hAnsi="14"/>
-                <w:sz w:val="26"/>
-                <w:szCs w:val="26"/>
+                <w:rtl/>
+                <w:lang w:bidi="fa-IR"/>
+              </w:rPr>
+            </w:pPr>
+            <w:r>
+              <w:rPr>
+                <w:rFonts w:ascii="14" w:hAnsi="14"/>
                 <w:lang w:bidi="fa-IR"/>
               </w:rPr>
               <w:t>2</w:t>
@@ -1789,7 +1756,7 @@
       </w:tr>
       <w:tr>
         <w:trPr>
-          <w:trHeight w:val="1522"/>
+          <w:trHeight w:val="1347"/>
         </w:trPr>
         <w:tc>
           <w:tcPr>
@@ -1805,8 +1772,6 @@
               <w:jc w:val="center"/>
               <w:rPr>
                 <w:rFonts w:ascii="14" w:hAnsi="14"/>
-                <w:sz w:val="26"/>
-                <w:szCs w:val="26"/>
                 <w:rtl/>
               </w:rPr>
             </w:pPr>
@@ -1821,19 +1786,16 @@
             <w:pPr>
               <w:jc w:val="both"/>
               <w:rPr>
-                <w:rFonts w:ascii="14" w:hAnsi="14"/>
+                <w:rFonts w:ascii="14" w:hAnsi="14" w:hint="cs"/>
                 <w:b w:val="0"/>
                 <w:bCs w:val="0"/>
-                <w:sz w:val="26"/>
-                <w:szCs w:val="26"/>
-                <w:rtl/>
-              </w:rPr>
-            </w:pPr>
-            <w:r>
-              <w:rPr>
-                <w:rFonts w:ascii="14" w:hAnsi="14"/>
-                <w:sz w:val="26"/>
-                <w:szCs w:val="26"/>
+                <w:rtl/>
+                <w:lang w:bidi="fa-IR"/>
+              </w:rPr>
+            </w:pPr>
+            <w:r>
+              <w:rPr>
+                <w:rFonts w:ascii="14" w:hAnsi="14"/>
                 <w:rtl/>
               </w:rPr>
               <w:t>ابتدا صورت و مخرج کسر زیر را تجزیه و سپس آن را ساده کنید.</w:t>
@@ -1844,8 +1806,6 @@
               <w:jc w:val="right"/>
               <w:rPr>
                 <w:rFonts w:ascii="14" w:hAnsi="14"/>
-                <w:sz w:val="26"/>
-                <w:szCs w:val="26"/>
                 <w:rtl/>
                 <w:lang w:bidi="fa-IR"/>
               </w:rPr>
@@ -1854,31 +1814,27 @@
               <w:rPr>
                 <w:rFonts w:ascii="14" w:hAnsi="14" w:cs="0 Nazanin Bold"/>
                 <w:color w:val="000000" w:themeColor="text1"/>
-                <w:sz w:val="26"/>
-                <w:szCs w:val="26"/>
               </w:rPr>
               <w:t xml:space="preserve">   </w:t>
             </w:r>
+            <w:bookmarkStart w:id="0" w:name="_GoBack"/>
+            <w:bookmarkEnd w:id="0"/>
             <w:r>
               <w:rPr>
                 <w:rFonts w:ascii="14" w:hAnsi="14" w:cs="0 Nazanin Bold"/>
                 <w:color w:val="000000" w:themeColor="text1"/>
                 <w:position w:val="-26"/>
-                <w:sz w:val="26"/>
-                <w:szCs w:val="26"/>
               </w:rPr>
               <w:object w:dxaOrig="1040" w:dyaOrig="780" w14:anchorId="2C5BE6DA">
-                <v:shape id="_x0000_i1043" type="#_x0000_t75" style="width:58.7pt;height:44.15pt" o:ole="">
-                  <v:imagedata r:id="rId43" o:title=""/>
+                <v:shape id="_x0000_i1312" type="#_x0000_t75" style="width:59.05pt;height:44.5pt" o:ole="">
+                  <v:imagedata r:id="rId38" o:title=""/>
                 </v:shape>
-                <o:OLEObject Type="Embed" ProgID="Equation.DSMT4" ShapeID="_x0000_i1043" DrawAspect="Content" ObjectID="_1796357056" r:id="rId44"/>
+                <o:OLEObject Type="Embed" ProgID="Equation.DSMT4" ShapeID="_x0000_i1312" DrawAspect="Content" ObjectID="_1829580285" r:id="rId39"/>
               </w:object>
             </w:r>
             <w:r>
               <w:rPr>
                 <w:rFonts w:ascii="14" w:hAnsi="14"/>
-                <w:sz w:val="26"/>
-                <w:szCs w:val="26"/>
                 <w:rtl/>
                 <w:lang w:bidi="fa-IR"/>
               </w:rPr>
@@ -1896,16 +1852,12 @@
               <w:jc w:val="center"/>
               <w:rPr>
                 <w:rFonts w:ascii="14" w:hAnsi="14"/>
-                <w:sz w:val="26"/>
-                <w:szCs w:val="26"/>
-                <w:lang w:bidi="fa-IR"/>
-              </w:rPr>
-            </w:pPr>
-            <w:r>
-              <w:rPr>
-                <w:rFonts w:ascii="14" w:hAnsi="14"/>
-                <w:sz w:val="26"/>
-                <w:szCs w:val="26"/>
+                <w:lang w:bidi="fa-IR"/>
+              </w:rPr>
+            </w:pPr>
+            <w:r>
+              <w:rPr>
+                <w:rFonts w:ascii="14" w:hAnsi="14"/>
                 <w:rtl/>
                 <w:lang w:bidi="fa-IR"/>
               </w:rPr>
@@ -1916,7 +1868,7 @@
       </w:tr>
       <w:tr>
         <w:trPr>
-          <w:trHeight w:val="1951"/>
+          <w:trHeight w:val="1693"/>
         </w:trPr>
         <w:tc>
           <w:tcPr>
@@ -1932,8 +1884,6 @@
               <w:jc w:val="center"/>
               <w:rPr>
                 <w:rFonts w:ascii="14" w:hAnsi="14"/>
-                <w:sz w:val="26"/>
-                <w:szCs w:val="26"/>
                 <w:rtl/>
               </w:rPr>
             </w:pPr>
@@ -1949,96 +1899,13 @@
               <w:jc w:val="both"/>
               <w:rPr>
                 <w:rFonts w:ascii="14" w:hAnsi="14"/>
-                <w:sz w:val="26"/>
-                <w:szCs w:val="26"/>
-                <w:rtl/>
-                <w:lang w:bidi="fa-IR"/>
-              </w:rPr>
-            </w:pPr>
-            <w:r>
-              <w:rPr>
-                <w:rFonts w:ascii="14" w:hAnsi="14"/>
-                <w:noProof/>
-                <w:sz w:val="26"/>
-                <w:szCs w:val="26"/>
-                <w:rtl/>
-                <w:lang w:val="fa-IR" w:bidi="fa-IR"/>
-              </w:rPr>
-              <mc:AlternateContent>
-                <mc:Choice Requires="wps">
-                  <w:drawing>
-                    <wp:anchor distT="0" distB="0" distL="114300" distR="114300" simplePos="0" relativeHeight="251659264" behindDoc="0" locked="0" layoutInCell="1" allowOverlap="1" wp14:anchorId="39845862" wp14:editId="6B833E2E">
-                      <wp:simplePos x="0" y="0"/>
-                      <wp:positionH relativeFrom="column">
-                        <wp:posOffset>69215</wp:posOffset>
-                      </wp:positionH>
-                      <wp:positionV relativeFrom="paragraph">
-                        <wp:posOffset>517072</wp:posOffset>
-                      </wp:positionV>
-                      <wp:extent cx="1352550" cy="361950"/>
-                      <wp:effectExtent l="0" t="0" r="19050" b="19050"/>
-                      <wp:wrapNone/>
-                      <wp:docPr id="1" name="Rectangle 1"/>
-                      <wp:cNvGraphicFramePr/>
-                      <a:graphic xmlns:a="http://schemas.openxmlformats.org/drawingml/2006/main">
-                        <a:graphicData uri="http://schemas.microsoft.com/office/word/2010/wordprocessingShape">
-                          <wps:wsp>
-                            <wps:cNvSpPr/>
-                            <wps:spPr>
-                              <a:xfrm>
-                                <a:off x="0" y="0"/>
-                                <a:ext cx="1352550" cy="361950"/>
-                              </a:xfrm>
-                              <a:prstGeom prst="rect">
-                                <a:avLst/>
-                              </a:prstGeom>
-                              <a:noFill/>
-                              <a:ln w="12700">
-                                <a:solidFill>
-                                  <a:schemeClr val="tx1"/>
-                                </a:solidFill>
-                              </a:ln>
-                            </wps:spPr>
-                            <wps:style>
-                              <a:lnRef idx="2">
-                                <a:schemeClr val="accent1">
-                                  <a:shade val="50000"/>
-                                </a:schemeClr>
-                              </a:lnRef>
-                              <a:fillRef idx="1">
-                                <a:schemeClr val="accent1"/>
-                              </a:fillRef>
-                              <a:effectRef idx="0">
-                                <a:schemeClr val="accent1"/>
-                              </a:effectRef>
-                              <a:fontRef idx="minor">
-                                <a:schemeClr val="lt1"/>
-                              </a:fontRef>
-                            </wps:style>
-                            <wps:bodyPr rot="0" spcFirstLastPara="0" vertOverflow="overflow" horzOverflow="overflow" vert="horz" wrap="square" lIns="91440" tIns="45720" rIns="91440" bIns="45720" numCol="1" spcCol="0" rtlCol="1" fromWordArt="0" anchor="ctr" anchorCtr="0" forceAA="0" compatLnSpc="1">
-                              <a:prstTxWarp prst="textNoShape">
-                                <a:avLst/>
-                              </a:prstTxWarp>
-                              <a:noAutofit/>
-                            </wps:bodyPr>
-                          </wps:wsp>
-                        </a:graphicData>
-                      </a:graphic>
-                    </wp:anchor>
-                  </w:drawing>
-                </mc:Choice>
-                <mc:Fallback>
-                  <w:pict>
-                    <v:rect w14:anchorId="4CCDB51B" id="Rectangle 1" o:spid="_x0000_s1026" style="position:absolute;left:0;text-align:left;margin-left:5.45pt;margin-top:40.7pt;width:106.5pt;height:28.5pt;z-index:251659264;visibility:visible;mso-wrap-style:square;mso-wrap-distance-left:9pt;mso-wrap-distance-top:0;mso-wrap-distance-right:9pt;mso-wrap-distance-bottom:0;mso-position-horizontal:absolute;mso-position-horizontal-relative:text;mso-position-vertical:absolute;mso-position-vertical-relative:text;v-text-anchor:middle" o:gfxdata="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" filled="f" strokecolor="black [3213]" strokeweight="1pt"/>
-                  </w:pict>
-                </mc:Fallback>
-              </mc:AlternateContent>
-            </w:r>
-            <w:r>
-              <w:rPr>
-                <w:rFonts w:ascii="14" w:hAnsi="14"/>
-                <w:sz w:val="26"/>
-                <w:szCs w:val="26"/>
+                <w:rtl/>
+                <w:lang w:bidi="fa-IR"/>
+              </w:rPr>
+            </w:pPr>
+            <w:r>
+              <w:rPr>
+                <w:rFonts w:ascii="14" w:hAnsi="14"/>
                 <w:rtl/>
                 <w:lang w:bidi="fa-IR"/>
               </w:rPr>
@@ -2047,8 +1914,6 @@
             <w:r>
               <w:rPr>
                 <w:rFonts w:ascii="14" w:hAnsi="14"/>
-                <w:sz w:val="26"/>
-                <w:szCs w:val="26"/>
                 <w:rtl/>
                 <w:lang w:bidi="fa-IR"/>
               </w:rPr>
@@ -2057,8 +1922,6 @@
             <w:r>
               <w:rPr>
                 <w:rFonts w:ascii="14" w:hAnsi="14"/>
-                <w:sz w:val="26"/>
-                <w:szCs w:val="26"/>
                 <w:rtl/>
                 <w:lang w:bidi="fa-IR"/>
               </w:rPr>
@@ -2067,8 +1930,6 @@
             <w:r>
               <w:rPr>
                 <w:rFonts w:ascii="14" w:hAnsi="14"/>
-                <w:sz w:val="26"/>
-                <w:szCs w:val="26"/>
                 <w:rtl/>
                 <w:lang w:bidi="fa-IR"/>
               </w:rPr>
@@ -2077,8 +1938,6 @@
             <w:r>
               <w:rPr>
                 <w:rFonts w:ascii="14" w:hAnsi="14"/>
-                <w:sz w:val="26"/>
-                <w:szCs w:val="26"/>
                 <w:rtl/>
                 <w:lang w:bidi="fa-IR"/>
               </w:rPr>
@@ -2088,22 +1947,18 @@
               <w:rPr>
                 <w:rFonts w:ascii="14" w:hAnsi="14"/>
                 <w:position w:val="-12"/>
-                <w:sz w:val="26"/>
-                <w:szCs w:val="26"/>
                 <w:lang w:bidi="fa-IR"/>
               </w:rPr>
               <w:object w:dxaOrig="940" w:dyaOrig="420" w14:anchorId="12356077">
-                <v:shape id="_x0000_i1044" type="#_x0000_t75" style="width:47.2pt;height:21.8pt" o:ole="">
-                  <v:imagedata r:id="rId45" o:title=""/>
+                <v:shape id="_x0000_i1329" type="#_x0000_t75" style="width:46.9pt;height:21.85pt" o:ole="">
+                  <v:imagedata r:id="rId40" o:title=""/>
                 </v:shape>
-                <o:OLEObject Type="Embed" ProgID="Equation.DSMT4" ShapeID="_x0000_i1044" DrawAspect="Content" ObjectID="_1796357057" r:id="rId46"/>
+                <o:OLEObject Type="Embed" ProgID="Equation.DSMT4" ShapeID="_x0000_i1329" DrawAspect="Content" ObjectID="_1829580286" r:id="rId41"/>
               </w:object>
             </w:r>
             <w:r>
               <w:rPr>
                 <w:rFonts w:ascii="14" w:hAnsi="14"/>
-                <w:sz w:val="26"/>
-                <w:szCs w:val="26"/>
                 <w:rtl/>
                 <w:lang w:bidi="fa-IR"/>
               </w:rPr>
@@ -2112,8 +1967,6 @@
             <w:r>
               <w:rPr>
                 <w:rFonts w:ascii="14" w:hAnsi="14"/>
-                <w:sz w:val="26"/>
-                <w:szCs w:val="26"/>
                 <w:rtl/>
                 <w:lang w:bidi="fa-IR"/>
               </w:rPr>
@@ -2122,8 +1975,6 @@
             <w:r>
               <w:rPr>
                 <w:rFonts w:ascii="14" w:hAnsi="14"/>
-                <w:sz w:val="26"/>
-                <w:szCs w:val="26"/>
                 <w:rtl/>
                 <w:lang w:bidi="fa-IR"/>
               </w:rPr>
@@ -2132,8 +1983,6 @@
             <w:r>
               <w:rPr>
                 <w:rFonts w:ascii="14" w:hAnsi="14"/>
-                <w:sz w:val="26"/>
-                <w:szCs w:val="26"/>
                 <w:rtl/>
                 <w:lang w:bidi="fa-IR"/>
               </w:rPr>
@@ -2142,8 +1991,6 @@
             <w:r>
               <w:rPr>
                 <w:rFonts w:ascii="14" w:hAnsi="14"/>
-                <w:sz w:val="26"/>
-                <w:szCs w:val="26"/>
                 <w:rtl/>
                 <w:lang w:bidi="fa-IR"/>
               </w:rPr>
@@ -2155,17 +2002,13 @@
               <w:jc w:val="right"/>
               <w:rPr>
                 <w:rFonts w:ascii="14" w:hAnsi="14"/>
-                <w:sz w:val="26"/>
-                <w:szCs w:val="26"/>
-                <w:rtl/>
-                <w:lang w:bidi="fa-IR"/>
-              </w:rPr>
-            </w:pPr>
-            <w:r>
-              <w:rPr>
-                <w:rFonts w:ascii="14" w:hAnsi="14"/>
-                <w:sz w:val="26"/>
-                <w:szCs w:val="26"/>
+                <w:rtl/>
+                <w:lang w:bidi="fa-IR"/>
+              </w:rPr>
+            </w:pPr>
+            <w:r>
+              <w:rPr>
+                <w:rFonts w:ascii="14" w:hAnsi="14"/>
                 <w:lang w:bidi="fa-IR"/>
               </w:rPr>
               <w:t xml:space="preserve">   </w:t>
@@ -2174,15 +2017,13 @@
               <w:rPr>
                 <w:rFonts w:ascii="14" w:hAnsi="14"/>
                 <w:position w:val="-12"/>
-                <w:sz w:val="26"/>
-                <w:szCs w:val="26"/>
                 <w:lang w:bidi="fa-IR"/>
               </w:rPr>
               <w:object w:dxaOrig="2020" w:dyaOrig="420" w14:anchorId="4262CEB8">
-                <v:shape id="_x0000_i1045" type="#_x0000_t75" style="width:101.05pt;height:21.8pt" o:ole="">
-                  <v:imagedata r:id="rId47" o:title=""/>
+                <v:shape id="_x0000_i1330" type="#_x0000_t75" style="width:101.1pt;height:21.85pt" o:ole="">
+                  <v:imagedata r:id="rId42" o:title=""/>
                 </v:shape>
-                <o:OLEObject Type="Embed" ProgID="Equation.DSMT4" ShapeID="_x0000_i1045" DrawAspect="Content" ObjectID="_1796357058" r:id="rId48"/>
+                <o:OLEObject Type="Embed" ProgID="Equation.DSMT4" ShapeID="_x0000_i1330" DrawAspect="Content" ObjectID="_1829580287" r:id="rId43"/>
               </w:object>
             </w:r>
           </w:p>
@@ -2190,9 +2031,7 @@
             <w:pPr>
               <w:jc w:val="right"/>
               <w:rPr>
-                <w:rFonts w:ascii="14" w:hAnsi="14"/>
-                <w:sz w:val="26"/>
-                <w:szCs w:val="26"/>
+                <w:rFonts w:ascii="14" w:hAnsi="14" w:hint="cs"/>
                 <w:rtl/>
                 <w:lang w:bidi="fa-IR"/>
               </w:rPr>
@@ -2209,16 +2048,12 @@
               <w:jc w:val="center"/>
               <w:rPr>
                 <w:rFonts w:ascii="14" w:hAnsi="14"/>
-                <w:sz w:val="26"/>
-                <w:szCs w:val="26"/>
-                <w:lang w:bidi="fa-IR"/>
-              </w:rPr>
-            </w:pPr>
-            <w:r>
-              <w:rPr>
-                <w:rFonts w:ascii="14" w:hAnsi="14"/>
-                <w:sz w:val="26"/>
-                <w:szCs w:val="26"/>
+                <w:lang w:bidi="fa-IR"/>
+              </w:rPr>
+            </w:pPr>
+            <w:r>
+              <w:rPr>
+                <w:rFonts w:ascii="14" w:hAnsi="14"/>
                 <w:rtl/>
                 <w:lang w:bidi="fa-IR"/>
               </w:rPr>
@@ -2235,15 +2070,13 @@
         </w:tabs>
         <w:rPr>
           <w:rFonts w:ascii="14" w:hAnsi="14"/>
-          <w:sz w:val="26"/>
-          <w:szCs w:val="26"/>
           <w:rtl/>
           <w:lang w:bidi="fa-IR"/>
         </w:rPr>
       </w:pPr>
     </w:p>
     <w:sectPr>
-      <w:footerReference w:type="even" r:id="rId49"/>
+      <w:footerReference w:type="even" r:id="rId44"/>
       <w:pgSz w:w="11906" w:h="16838" w:code="9"/>
       <w:pgMar w:top="567" w:right="680" w:bottom="567" w:left="680" w:header="0" w:footer="0" w:gutter="0"/>
       <w:cols w:space="708"/>
@@ -3903,7 +3736,7 @@
 </file>
 
 <file path=customXml/itemProps1.xml><?xml version="1.0" encoding="utf-8"?>
-<ds:datastoreItem xmlns:ds="http://schemas.openxmlformats.org/officeDocument/2006/customXml" ds:itemID="{F0C0E2BA-D9AF-4CE4-BCE4-79B858587334}">
+<ds:datastoreItem xmlns:ds="http://schemas.openxmlformats.org/officeDocument/2006/customXml" ds:itemID="{5A89407A-A598-417D-A0FA-C6243ECD2A89}">
   <ds:schemaRefs>
     <ds:schemaRef ds:uri="http://schemas.openxmlformats.org/officeDocument/2006/bibliography"/>
   </ds:schemaRefs>
